--- a/docs/MODELO_ETP.docx
+++ b/docs/MODELO_ETP.docx
@@ -206,7 +206,32 @@
         </w:rPr>
       </w:pPr>
       <w:r>
-        <w:rPr/>
+        <w:rPr>
+          <w:b/>
+          <w:bCs/>
+        </w:rPr>
+      </w:r>
+    </w:p>
+    <w:p>
+      <w:pPr>
+        <w:pStyle w:val="Subtitle"/>
+        <w:numPr>
+          <w:ilvl w:val="0"/>
+          <w:numId w:val="0"/>
+        </w:numPr>
+        <w:spacing w:lineRule="auto" w:line="276" w:before="0" w:after="0"/>
+        <w:ind w:hanging="0" w:left="0"/>
+        <w:rPr>
+          <w:b w:val="false"/>
+          <w:bCs w:val="false"/>
+        </w:rPr>
+      </w:pPr>
+      <w:r>
+        <w:rPr>
+          <w:b w:val="false"/>
+          <w:bCs w:val="false"/>
+        </w:rPr>
+        <w:t>{{ descricao_necessidade }}</w:t>
       </w:r>
     </w:p>
     <w:p>
@@ -266,7 +291,32 @@
         </w:rPr>
       </w:pPr>
       <w:r>
-        <w:rPr/>
+        <w:rPr>
+          <w:b/>
+          <w:bCs/>
+        </w:rPr>
+      </w:r>
+    </w:p>
+    <w:p>
+      <w:pPr>
+        <w:pStyle w:val="Subtitle"/>
+        <w:numPr>
+          <w:ilvl w:val="0"/>
+          <w:numId w:val="0"/>
+        </w:numPr>
+        <w:spacing w:lineRule="auto" w:line="276" w:before="0" w:after="0"/>
+        <w:ind w:hanging="0" w:left="0"/>
+        <w:rPr>
+          <w:b w:val="false"/>
+          <w:bCs w:val="false"/>
+        </w:rPr>
+      </w:pPr>
+      <w:r>
+        <w:rPr>
+          <w:b w:val="false"/>
+          <w:bCs w:val="false"/>
+        </w:rPr>
+        <w:t>{{ motivacao_justificativa }}</w:t>
       </w:r>
     </w:p>
     <w:p>
@@ -347,58 +397,41 @@
       </w:pPr>
       <w:r>
         <w:rPr/>
-        <w:t xml:space="preserve">( ) Sim ( ) Não       </w:t>
-      </w:r>
-    </w:p>
-    <w:p>
-      <w:pPr>
-        <w:pStyle w:val="Subtitle"/>
-        <w:numPr>
-          <w:ilvl w:val="0"/>
-          <w:numId w:val="0"/>
-        </w:numPr>
-        <w:spacing w:lineRule="auto" w:line="276" w:before="0" w:after="0"/>
-        <w:ind w:hanging="0" w:left="0"/>
-        <w:rPr/>
-      </w:pPr>
-      <w:r>
-        <w:rPr/>
-        <w:t>Referência PCA: _______________________</w:t>
-      </w:r>
-    </w:p>
-    <w:p>
-      <w:pPr>
-        <w:pStyle w:val="Subtitle"/>
-        <w:numPr>
-          <w:ilvl w:val="0"/>
-          <w:numId w:val="0"/>
-        </w:numPr>
-        <w:spacing w:lineRule="auto" w:line="276" w:before="0" w:after="0"/>
-        <w:ind w:hanging="0" w:left="0"/>
-        <w:rPr/>
-      </w:pPr>
-      <w:r>
-        <w:rPr/>
-        <w:t>Descrição da demonstração: _______________________</w:t>
-      </w:r>
-    </w:p>
-    <w:p>
-      <w:pPr>
-        <w:pStyle w:val="Subtitle"/>
-        <w:numPr>
-          <w:ilvl w:val="0"/>
-          <w:numId w:val="0"/>
-        </w:numPr>
-        <w:spacing w:lineRule="auto" w:line="276" w:before="0" w:after="0"/>
-        <w:ind w:hanging="0" w:left="0"/>
-        <w:rPr>
-          <w:color w:val="FF0000"/>
-        </w:rPr>
-      </w:pPr>
-      <w:r>
+      </w:r>
+    </w:p>
+    <w:p>
+      <w:pPr>
+        <w:pStyle w:val="Subtitle"/>
+        <w:numPr>
+          <w:ilvl w:val="0"/>
+          <w:numId w:val="0"/>
+        </w:numPr>
+        <w:spacing w:lineRule="auto" w:line="276" w:before="0" w:after="0"/>
+        <w:ind w:hanging="0" w:left="0"/>
+        <w:rPr/>
+      </w:pPr>
+      <w:r>
+        <w:rPr/>
+        <w:t>{{ prevista_pca }}</w:t>
+      </w:r>
+    </w:p>
+    <w:p>
+      <w:pPr>
+        <w:pStyle w:val="Subtitle"/>
+        <w:numPr>
+          <w:ilvl w:val="0"/>
+          <w:numId w:val="0"/>
+        </w:numPr>
+        <w:spacing w:lineRule="auto" w:line="276" w:before="0" w:after="0"/>
+        <w:ind w:hanging="0" w:left="0"/>
         <w:rPr>
           <w:color w:themeColor="text1" w:val="FF0000"/>
         </w:rPr>
+      </w:pPr>
+      <w:r>
+        <w:rPr>
+          <w:color w:themeColor="text1" w:val="FF0000"/>
+        </w:rPr>
       </w:r>
     </w:p>
     <w:p>
@@ -430,349 +463,28 @@
         <w:rPr/>
       </w:r>
     </w:p>
-    <w:tbl>
-      <w:tblPr>
-        <w:tblStyle w:val="Tabelacomgrade"/>
-        <w:tblW w:w="9067" w:type="dxa"/>
-        <w:jc w:val="left"/>
-        <w:tblInd w:w="0" w:type="dxa"/>
-        <w:tblLayout w:type="fixed"/>
-        <w:tblCellMar>
-          <w:top w:w="0" w:type="dxa"/>
-          <w:left w:w="108" w:type="dxa"/>
-          <w:bottom w:w="0" w:type="dxa"/>
-          <w:right w:w="108" w:type="dxa"/>
-        </w:tblCellMar>
-        <w:tblLook w:val="06a0" w:noHBand="1" w:noVBand="1" w:firstColumn="1" w:lastRow="0" w:lastColumn="0" w:firstRow="1"/>
-      </w:tblPr>
-      <w:tblGrid>
-        <w:gridCol w:w="4530"/>
-        <w:gridCol w:w="4536"/>
-      </w:tblGrid>
-      <w:tr>
-        <w:trPr>
-          <w:trHeight w:val="300" w:hRule="atLeast"/>
-        </w:trPr>
-        <w:tc>
-          <w:tcPr>
-            <w:tcW w:w="4530" w:type="dxa"/>
-            <w:tcBorders/>
-          </w:tcPr>
-          <w:p>
-            <w:pPr>
-              <w:pStyle w:val="Header"/>
-              <w:widowControl/>
-              <w:suppressAutoHyphens w:val="true"/>
-              <w:spacing w:lineRule="auto" w:line="276" w:before="0" w:after="0"/>
-              <w:jc w:val="center"/>
-              <w:textAlignment w:val="baseline"/>
-              <w:rPr>
-                <w:rFonts w:cs="Arial"/>
-                <w:b/>
-                <w:bCs/>
-                <w:szCs w:val="24"/>
-              </w:rPr>
-            </w:pPr>
-            <w:r>
-              <w:rPr>
-                <w:rFonts w:eastAsia="Calibri" w:cs="Arial"/>
-                <w:b/>
-                <w:bCs/>
-                <w:kern w:val="0"/>
-                <w:szCs w:val="24"/>
-                <w:lang w:val="pt-BR" w:eastAsia="en-US" w:bidi="ar-SA"/>
-              </w:rPr>
-              <w:t>Identificação da Área requisitante</w:t>
-            </w:r>
-          </w:p>
-        </w:tc>
-        <w:tc>
-          <w:tcPr>
-            <w:tcW w:w="4536" w:type="dxa"/>
-            <w:tcBorders/>
-          </w:tcPr>
-          <w:p>
-            <w:pPr>
-              <w:pStyle w:val="Header"/>
-              <w:widowControl/>
-              <w:suppressAutoHyphens w:val="true"/>
-              <w:spacing w:lineRule="auto" w:line="276" w:before="0" w:after="0"/>
-              <w:jc w:val="center"/>
-              <w:textAlignment w:val="baseline"/>
-              <w:rPr>
-                <w:rFonts w:cs="Arial"/>
-                <w:b/>
-                <w:bCs/>
-                <w:szCs w:val="24"/>
-              </w:rPr>
-            </w:pPr>
-            <w:r>
-              <w:rPr>
-                <w:rFonts w:eastAsia="Calibri" w:cs="Arial"/>
-                <w:b/>
-                <w:bCs/>
-                <w:kern w:val="0"/>
-                <w:szCs w:val="24"/>
-                <w:lang w:val="pt-BR" w:eastAsia="en-US" w:bidi="ar-SA"/>
-              </w:rPr>
-              <w:t>Nome do responsável</w:t>
-            </w:r>
-          </w:p>
-        </w:tc>
-      </w:tr>
-      <w:tr>
-        <w:trPr>
-          <w:trHeight w:val="300" w:hRule="atLeast"/>
-        </w:trPr>
-        <w:tc>
-          <w:tcPr>
-            <w:tcW w:w="4530" w:type="dxa"/>
-            <w:tcBorders/>
-          </w:tcPr>
-          <w:p>
-            <w:pPr>
-              <w:pStyle w:val="Header"/>
-              <w:widowControl/>
-              <w:suppressAutoHyphens w:val="true"/>
-              <w:spacing w:lineRule="auto" w:line="276" w:before="0" w:after="0"/>
-              <w:jc w:val="center"/>
-              <w:textAlignment w:val="baseline"/>
-              <w:rPr>
-                <w:rFonts w:cs="Arial"/>
-                <w:color w:val="FF0000"/>
-                <w:szCs w:val="24"/>
-              </w:rPr>
-            </w:pPr>
-            <w:r>
-              <w:rPr>
-                <w:rFonts w:cs="Arial"/>
-                <w:color w:themeColor="text1" w:val="FF0000"/>
-                <w:szCs w:val="24"/>
-              </w:rPr>
-            </w:r>
-          </w:p>
-        </w:tc>
-        <w:tc>
-          <w:tcPr>
-            <w:tcW w:w="4536" w:type="dxa"/>
-            <w:tcBorders/>
-          </w:tcPr>
-          <w:p>
-            <w:pPr>
-              <w:pStyle w:val="Header"/>
-              <w:widowControl/>
-              <w:suppressAutoHyphens w:val="true"/>
-              <w:spacing w:lineRule="auto" w:line="276" w:before="0" w:after="0"/>
-              <w:jc w:val="center"/>
-              <w:textAlignment w:val="baseline"/>
-              <w:rPr>
-                <w:rFonts w:cs="Arial"/>
-                <w:color w:val="FF0000"/>
-                <w:szCs w:val="24"/>
-              </w:rPr>
-            </w:pPr>
-            <w:r>
-              <w:rPr>
-                <w:rFonts w:cs="Arial"/>
-                <w:color w:themeColor="text1" w:val="FF0000"/>
-                <w:szCs w:val="24"/>
-              </w:rPr>
-            </w:r>
-          </w:p>
-        </w:tc>
-      </w:tr>
-      <w:tr>
-        <w:trPr>
-          <w:trHeight w:val="300" w:hRule="atLeast"/>
-        </w:trPr>
-        <w:tc>
-          <w:tcPr>
-            <w:tcW w:w="4530" w:type="dxa"/>
-            <w:tcBorders/>
-          </w:tcPr>
-          <w:p>
-            <w:pPr>
-              <w:pStyle w:val="Header"/>
-              <w:widowControl/>
-              <w:suppressAutoHyphens w:val="true"/>
-              <w:spacing w:lineRule="auto" w:line="276" w:before="0" w:after="0"/>
-              <w:jc w:val="center"/>
-              <w:textAlignment w:val="baseline"/>
-              <w:rPr>
-                <w:rFonts w:cs="Arial"/>
-                <w:color w:val="FF0000"/>
-                <w:szCs w:val="24"/>
-              </w:rPr>
-            </w:pPr>
-            <w:r>
-              <w:rPr>
-                <w:rFonts w:cs="Arial"/>
-                <w:color w:themeColor="text1" w:val="FF0000"/>
-                <w:szCs w:val="24"/>
-              </w:rPr>
-            </w:r>
-          </w:p>
-        </w:tc>
-        <w:tc>
-          <w:tcPr>
-            <w:tcW w:w="4536" w:type="dxa"/>
-            <w:tcBorders/>
-          </w:tcPr>
-          <w:p>
-            <w:pPr>
-              <w:pStyle w:val="Header"/>
-              <w:widowControl/>
-              <w:suppressAutoHyphens w:val="true"/>
-              <w:spacing w:lineRule="auto" w:line="276" w:before="0" w:after="0"/>
-              <w:jc w:val="center"/>
-              <w:textAlignment w:val="baseline"/>
-              <w:rPr>
-                <w:rFonts w:cs="Arial"/>
-                <w:color w:val="FF0000"/>
-                <w:szCs w:val="24"/>
-              </w:rPr>
-            </w:pPr>
-            <w:r>
-              <w:rPr>
-                <w:rFonts w:cs="Arial"/>
-                <w:color w:themeColor="text1" w:val="FF0000"/>
-                <w:szCs w:val="24"/>
-              </w:rPr>
-            </w:r>
-          </w:p>
-        </w:tc>
-      </w:tr>
-      <w:tr>
-        <w:trPr>
-          <w:trHeight w:val="300" w:hRule="atLeast"/>
-        </w:trPr>
-        <w:tc>
-          <w:tcPr>
-            <w:tcW w:w="4530" w:type="dxa"/>
-            <w:tcBorders/>
-          </w:tcPr>
-          <w:p>
-            <w:pPr>
-              <w:pStyle w:val="Header"/>
-              <w:widowControl/>
-              <w:suppressAutoHyphens w:val="true"/>
-              <w:spacing w:lineRule="auto" w:line="276" w:before="0" w:after="0"/>
-              <w:jc w:val="center"/>
-              <w:textAlignment w:val="baseline"/>
-              <w:rPr>
-                <w:rFonts w:cs="Arial"/>
-                <w:color w:val="FF0000"/>
-                <w:szCs w:val="24"/>
-              </w:rPr>
-            </w:pPr>
-            <w:r>
-              <w:rPr>
-                <w:rFonts w:cs="Arial"/>
-                <w:color w:themeColor="text1" w:val="FF0000"/>
-                <w:szCs w:val="24"/>
-              </w:rPr>
-            </w:r>
-          </w:p>
-        </w:tc>
-        <w:tc>
-          <w:tcPr>
-            <w:tcW w:w="4536" w:type="dxa"/>
-            <w:tcBorders/>
-          </w:tcPr>
-          <w:p>
-            <w:pPr>
-              <w:pStyle w:val="Header"/>
-              <w:widowControl/>
-              <w:suppressAutoHyphens w:val="true"/>
-              <w:spacing w:lineRule="auto" w:line="276" w:before="0" w:after="0"/>
-              <w:jc w:val="center"/>
-              <w:textAlignment w:val="baseline"/>
-              <w:rPr>
-                <w:rFonts w:cs="Arial"/>
-                <w:color w:val="FF0000"/>
-                <w:szCs w:val="24"/>
-              </w:rPr>
-            </w:pPr>
-            <w:r>
-              <w:rPr>
-                <w:rFonts w:cs="Arial"/>
-                <w:color w:themeColor="text1" w:val="FF0000"/>
-                <w:szCs w:val="24"/>
-              </w:rPr>
-            </w:r>
-          </w:p>
-        </w:tc>
-      </w:tr>
-      <w:tr>
-        <w:trPr>
-          <w:trHeight w:val="300" w:hRule="atLeast"/>
-        </w:trPr>
-        <w:tc>
-          <w:tcPr>
-            <w:tcW w:w="4530" w:type="dxa"/>
-            <w:tcBorders/>
-          </w:tcPr>
-          <w:p>
-            <w:pPr>
-              <w:pStyle w:val="Header"/>
-              <w:widowControl/>
-              <w:suppressAutoHyphens w:val="true"/>
-              <w:spacing w:lineRule="auto" w:line="276" w:before="0" w:after="0"/>
-              <w:jc w:val="center"/>
-              <w:textAlignment w:val="baseline"/>
-              <w:rPr>
-                <w:rFonts w:cs="Arial"/>
-                <w:color w:val="FF0000"/>
-                <w:szCs w:val="24"/>
-              </w:rPr>
-            </w:pPr>
-            <w:r>
-              <w:rPr>
-                <w:rFonts w:cs="Arial"/>
-                <w:color w:themeColor="text1" w:val="FF0000"/>
-                <w:szCs w:val="24"/>
-              </w:rPr>
-            </w:r>
-          </w:p>
-        </w:tc>
-        <w:tc>
-          <w:tcPr>
-            <w:tcW w:w="4536" w:type="dxa"/>
-            <w:tcBorders/>
-          </w:tcPr>
-          <w:p>
-            <w:pPr>
-              <w:pStyle w:val="Header"/>
-              <w:widowControl/>
-              <w:suppressAutoHyphens w:val="true"/>
-              <w:spacing w:lineRule="auto" w:line="276" w:before="0" w:after="0"/>
-              <w:jc w:val="center"/>
-              <w:textAlignment w:val="baseline"/>
-              <w:rPr>
-                <w:rFonts w:cs="Arial"/>
-                <w:color w:val="FF0000"/>
-                <w:szCs w:val="24"/>
-              </w:rPr>
-            </w:pPr>
-            <w:r>
-              <w:rPr>
-                <w:rFonts w:cs="Arial"/>
-                <w:color w:themeColor="text1" w:val="FF0000"/>
-                <w:szCs w:val="24"/>
-              </w:rPr>
-            </w:r>
-          </w:p>
-        </w:tc>
-      </w:tr>
-    </w:tbl>
-    <w:p>
-      <w:pPr>
-        <w:pStyle w:val="Subtitle"/>
-        <w:numPr>
-          <w:ilvl w:val="0"/>
-          <w:numId w:val="0"/>
-        </w:numPr>
-        <w:spacing w:lineRule="auto" w:line="276" w:before="0" w:after="0"/>
+    <w:p>
+      <w:pPr>
+        <w:pStyle w:val="Subtitle"/>
+        <w:numPr>
+          <w:ilvl w:val="0"/>
+          <w:numId w:val="0"/>
+        </w:numPr>
+        <w:ind w:hanging="0" w:left="0"/>
+        <w:rPr/>
+      </w:pPr>
+      <w:r>
+        <w:rPr/>
+        <w:t>{{ secretaria_requisitante }}</w:t>
+      </w:r>
+    </w:p>
+    <w:p>
+      <w:pPr>
+        <w:pStyle w:val="Subtitle"/>
+        <w:numPr>
+          <w:ilvl w:val="0"/>
+          <w:numId w:val="0"/>
+        </w:numPr>
         <w:ind w:hanging="0" w:left="0"/>
         <w:rPr/>
       </w:pPr>
@@ -853,58 +565,83 @@
         </w:rPr>
       </w:pPr>
       <w:r>
-        <w:rPr/>
-      </w:r>
-    </w:p>
-    <w:p>
-      <w:pPr>
-        <w:pStyle w:val="Subtitle"/>
-        <w:numPr>
-          <w:ilvl w:val="0"/>
-          <w:numId w:val="0"/>
-        </w:numPr>
-        <w:spacing w:lineRule="auto" w:line="276" w:before="0" w:after="0"/>
-        <w:ind w:hanging="0" w:left="0"/>
-        <w:rPr/>
-      </w:pPr>
-      <w:r>
-        <w:rPr/>
-      </w:r>
-    </w:p>
-    <w:p>
-      <w:pPr>
-        <w:pStyle w:val="Heading1"/>
-        <w:numPr>
-          <w:ilvl w:val="0"/>
-          <w:numId w:val="1"/>
-        </w:numPr>
-        <w:ind w:hanging="0" w:left="360"/>
-        <w:rPr/>
-      </w:pPr>
-      <w:r>
-        <w:rPr/>
-        <w:t>PROVIDÊNCIAS PRÉVIAS AO CONTRATO</w:t>
-      </w:r>
-    </w:p>
-    <w:p>
-      <w:pPr>
-        <w:pStyle w:val="Subtitle"/>
-        <w:numPr>
-          <w:ilvl w:val="0"/>
-          <w:numId w:val="0"/>
-        </w:numPr>
-        <w:spacing w:lineRule="auto" w:line="276" w:before="0" w:after="0"/>
-        <w:ind w:hanging="0" w:left="0"/>
         <w:rPr>
           <w:b/>
           <w:bCs/>
         </w:rPr>
-      </w:pPr>
-      <w:r>
+      </w:r>
+    </w:p>
+    <w:p>
+      <w:pPr>
+        <w:pStyle w:val="Subtitle"/>
+        <w:numPr>
+          <w:ilvl w:val="0"/>
+          <w:numId w:val="0"/>
+        </w:numPr>
+        <w:spacing w:lineRule="auto" w:line="276" w:before="0" w:after="0"/>
+        <w:ind w:hanging="0" w:left="0"/>
+        <w:rPr>
+          <w:b w:val="false"/>
+          <w:bCs w:val="false"/>
+        </w:rPr>
+      </w:pPr>
+      <w:r>
+        <w:rPr>
+          <w:b w:val="false"/>
+          <w:bCs w:val="false"/>
+        </w:rPr>
+        <w:t>{{ justificativa_contratacao }}</w:t>
+      </w:r>
+    </w:p>
+    <w:p>
+      <w:pPr>
+        <w:pStyle w:val="Subtitle"/>
+        <w:numPr>
+          <w:ilvl w:val="0"/>
+          <w:numId w:val="0"/>
+        </w:numPr>
+        <w:spacing w:lineRule="auto" w:line="276" w:before="0" w:after="0"/>
+        <w:ind w:hanging="0" w:left="0"/>
+        <w:rPr/>
+      </w:pPr>
+      <w:r>
+        <w:rPr/>
+      </w:r>
+    </w:p>
+    <w:p>
+      <w:pPr>
+        <w:pStyle w:val="Heading1"/>
+        <w:numPr>
+          <w:ilvl w:val="0"/>
+          <w:numId w:val="1"/>
+        </w:numPr>
+        <w:ind w:hanging="0" w:left="360"/>
+        <w:rPr/>
+      </w:pPr>
+      <w:r>
+        <w:rPr/>
+        <w:t>PROVIDÊNCIAS PRÉVIAS AO CONTRATO</w:t>
+      </w:r>
+    </w:p>
+    <w:p>
+      <w:pPr>
+        <w:pStyle w:val="Subtitle"/>
+        <w:numPr>
+          <w:ilvl w:val="0"/>
+          <w:numId w:val="0"/>
+        </w:numPr>
+        <w:spacing w:lineRule="auto" w:line="276" w:before="0" w:after="0"/>
+        <w:ind w:hanging="0" w:left="0"/>
         <w:rPr>
           <w:b/>
           <w:bCs/>
         </w:rPr>
+      </w:pPr>
+      <w:r>
+        <w:rPr>
+          <w:b/>
+          <w:bCs/>
+        </w:rPr>
       </w:r>
     </w:p>
     <w:p>
@@ -958,6 +695,26 @@
         <w:spacing w:lineRule="auto" w:line="276" w:before="0" w:after="0"/>
         <w:ind w:hanging="0" w:left="0"/>
         <w:rPr>
+          <w:color w:val="auto"/>
+        </w:rPr>
+      </w:pPr>
+      <w:r>
+        <w:rPr>
+          <w:color w:val="auto"/>
+        </w:rPr>
+        <w:t>{{ providencias_previas }}</w:t>
+      </w:r>
+    </w:p>
+    <w:p>
+      <w:pPr>
+        <w:pStyle w:val="Subtitle"/>
+        <w:numPr>
+          <w:ilvl w:val="0"/>
+          <w:numId w:val="0"/>
+        </w:numPr>
+        <w:spacing w:lineRule="auto" w:line="276" w:before="0" w:after="0"/>
+        <w:ind w:hanging="0" w:left="0"/>
+        <w:rPr>
           <w:color w:val="FF0000"/>
         </w:rPr>
       </w:pPr>
@@ -1050,6 +807,22 @@
       </w:pPr>
       <w:r>
         <w:rPr/>
+        <w:t>{{ contratacoes_correlatas }}</w:t>
+      </w:r>
+    </w:p>
+    <w:p>
+      <w:pPr>
+        <w:pStyle w:val="Subtitle"/>
+        <w:numPr>
+          <w:ilvl w:val="0"/>
+          <w:numId w:val="0"/>
+        </w:numPr>
+        <w:spacing w:lineRule="auto" w:line="276" w:before="0" w:after="0"/>
+        <w:ind w:hanging="0" w:left="0"/>
+        <w:rPr/>
+      </w:pPr>
+      <w:r>
+        <w:rPr/>
       </w:r>
     </w:p>
     <w:p>
@@ -1122,6 +895,51 @@
       </w:pPr>
       <w:r>
         <w:rPr>
+          <w:b/>
+          <w:bCs/>
+          <w:color w:themeColor="text1" w:val="FF0000"/>
+        </w:rPr>
+      </w:r>
+    </w:p>
+    <w:p>
+      <w:pPr>
+        <w:pStyle w:val="Subtitle"/>
+        <w:numPr>
+          <w:ilvl w:val="0"/>
+          <w:numId w:val="0"/>
+        </w:numPr>
+        <w:spacing w:lineRule="auto" w:line="276" w:before="0" w:after="0"/>
+        <w:ind w:hanging="0" w:left="0"/>
+        <w:rPr>
+          <w:b w:val="false"/>
+          <w:bCs w:val="false"/>
+          <w:color w:val="auto"/>
+        </w:rPr>
+      </w:pPr>
+      <w:r>
+        <w:rPr>
+          <w:b w:val="false"/>
+          <w:bCs w:val="false"/>
+          <w:color w:val="auto"/>
+        </w:rPr>
+        <w:t>{{ requisitos_solucao }}</w:t>
+      </w:r>
+    </w:p>
+    <w:p>
+      <w:pPr>
+        <w:pStyle w:val="Subtitle"/>
+        <w:numPr>
+          <w:ilvl w:val="0"/>
+          <w:numId w:val="0"/>
+        </w:numPr>
+        <w:spacing w:lineRule="auto" w:line="276" w:before="0" w:after="0"/>
+        <w:ind w:hanging="0" w:left="0"/>
+        <w:rPr>
+          <w:color w:val="FF0000"/>
+        </w:rPr>
+      </w:pPr>
+      <w:r>
+        <w:rPr>
           <w:color w:themeColor="text1" w:val="FF0000"/>
         </w:rPr>
       </w:r>
@@ -1202,6 +1020,45 @@
     </w:p>
     <w:p>
       <w:pPr>
+        <w:pStyle w:val="Subtitle"/>
+        <w:numPr>
+          <w:ilvl w:val="0"/>
+          <w:numId w:val="0"/>
+        </w:numPr>
+        <w:spacing w:lineRule="auto" w:line="276" w:before="0" w:after="0"/>
+        <w:ind w:hanging="0" w:left="0"/>
+        <w:rPr>
+          <w:color w:val="auto"/>
+        </w:rPr>
+      </w:pPr>
+      <w:r>
+        <w:rPr>
+          <w:color w:val="auto"/>
+        </w:rPr>
+        <w:t>{{ estimativa_demanda }}</w:t>
+      </w:r>
+    </w:p>
+    <w:p>
+      <w:pPr>
+        <w:pStyle w:val="Subtitle"/>
+        <w:numPr>
+          <w:ilvl w:val="0"/>
+          <w:numId w:val="0"/>
+        </w:numPr>
+        <w:spacing w:lineRule="auto" w:line="276" w:before="0" w:after="0"/>
+        <w:ind w:hanging="0" w:left="0"/>
+        <w:rPr>
+          <w:color w:val="FF0000"/>
+        </w:rPr>
+      </w:pPr>
+      <w:r>
+        <w:rPr>
+          <w:color w:themeColor="text1" w:val="FF0000"/>
+        </w:rPr>
+      </w:r>
+    </w:p>
+    <w:p>
+      <w:pPr>
         <w:pStyle w:val="Heading1"/>
         <w:numPr>
           <w:ilvl w:val="0"/>
@@ -1273,7 +1130,32 @@
         </w:rPr>
       </w:pPr>
       <w:r>
-        <w:rPr/>
+        <w:rPr>
+          <w:b/>
+          <w:bCs/>
+        </w:rPr>
+      </w:r>
+    </w:p>
+    <w:p>
+      <w:pPr>
+        <w:pStyle w:val="Subtitle"/>
+        <w:numPr>
+          <w:ilvl w:val="0"/>
+          <w:numId w:val="0"/>
+        </w:numPr>
+        <w:spacing w:lineRule="auto" w:line="276" w:before="0" w:after="0"/>
+        <w:ind w:hanging="0" w:left="0"/>
+        <w:rPr>
+          <w:b w:val="false"/>
+          <w:bCs w:val="false"/>
+        </w:rPr>
+      </w:pPr>
+      <w:r>
+        <w:rPr>
+          <w:b w:val="false"/>
+          <w:bCs w:val="false"/>
+        </w:rPr>
+        <w:t>{{ analise_possivel_impacto_ambiental }}</w:t>
       </w:r>
     </w:p>
     <w:p>
@@ -1364,7 +1246,60 @@
         </w:rPr>
       </w:pPr>
       <w:r>
-        <w:rPr/>
+        <w:rPr>
+          <w:b/>
+          <w:bCs/>
+        </w:rPr>
+      </w:r>
+    </w:p>
+    <w:p>
+      <w:pPr>
+        <w:pStyle w:val="Subtitle"/>
+        <w:numPr>
+          <w:ilvl w:val="0"/>
+          <w:numId w:val="0"/>
+        </w:numPr>
+        <w:spacing w:lineRule="auto" w:line="276" w:before="0" w:after="0"/>
+        <w:ind w:hanging="0" w:left="0"/>
+        <w:rPr/>
+      </w:pPr>
+      <w:r>
+        <w:rPr>
+          <w:b w:val="false"/>
+          <w:bCs w:val="false"/>
+          <w:color w:val="auto"/>
+        </w:rPr>
+        <w:t>{{ levantamento_solucoes }}</w:t>
+      </w:r>
+    </w:p>
+    <w:p>
+      <w:pPr>
+        <w:pStyle w:val="Subtitle"/>
+        <w:numPr>
+          <w:ilvl w:val="0"/>
+          <w:numId w:val="0"/>
+        </w:numPr>
+        <w:spacing w:lineRule="auto" w:line="276" w:before="0" w:after="0"/>
+        <w:ind w:hanging="0" w:left="0"/>
+        <w:rPr/>
+      </w:pPr>
+      <w:r>
+        <w:rPr/>
+      </w:r>
+    </w:p>
+    <w:p>
+      <w:pPr>
+        <w:pStyle w:val="Heading1"/>
+        <w:numPr>
+          <w:ilvl w:val="0"/>
+          <w:numId w:val="1"/>
+        </w:numPr>
+        <w:ind w:hanging="0" w:left="360"/>
+        <w:rPr/>
+      </w:pPr>
+      <w:r>
+        <w:rPr/>
+        <w:t>justificativa para o parcelamento ou não da contratação</w:t>
       </w:r>
     </w:p>
     <w:p>
@@ -1392,6 +1327,396 @@
         <w:numPr>
           <w:ilvl w:val="1"/>
           <w:numId w:val="1"/>
+        </w:numPr>
+        <w:spacing w:lineRule="auto" w:line="276" w:before="0" w:after="0"/>
+        <w:ind w:hanging="0" w:left="0"/>
+        <w:rPr>
+          <w:color w:val="FF0000"/>
+        </w:rPr>
+      </w:pPr>
+      <w:r>
+        <w:rPr>
+          <w:b/>
+          <w:bCs/>
+        </w:rPr>
+        <w:t>Justificativa para o Parcelamento ou Não da Contratação</w:t>
+      </w:r>
+    </w:p>
+    <w:p>
+      <w:pPr>
+        <w:pStyle w:val="Subtitle"/>
+        <w:numPr>
+          <w:ilvl w:val="0"/>
+          <w:numId w:val="0"/>
+        </w:numPr>
+        <w:spacing w:lineRule="auto" w:line="276" w:before="0" w:after="0"/>
+        <w:ind w:hanging="0" w:left="0"/>
+        <w:rPr>
+          <w:color w:val="FF0000"/>
+        </w:rPr>
+      </w:pPr>
+      <w:r>
+        <w:rPr>
+          <w:color w:themeColor="text1" w:val="FF0000"/>
+        </w:rPr>
+      </w:r>
+    </w:p>
+    <w:p>
+      <w:pPr>
+        <w:pStyle w:val="Subtitle"/>
+        <w:numPr>
+          <w:ilvl w:val="0"/>
+          <w:numId w:val="0"/>
+        </w:numPr>
+        <w:spacing w:lineRule="auto" w:line="276" w:before="0" w:after="0"/>
+        <w:ind w:hanging="0" w:left="0"/>
+        <w:rPr/>
+      </w:pPr>
+      <w:r>
+        <w:rPr/>
+        <w:t>{{ parcelamento_ou_nao }}</w:t>
+      </w:r>
+    </w:p>
+    <w:p>
+      <w:pPr>
+        <w:pStyle w:val="Subtitle"/>
+        <w:numPr>
+          <w:ilvl w:val="0"/>
+          <w:numId w:val="0"/>
+        </w:numPr>
+        <w:spacing w:lineRule="auto" w:line="276" w:before="0" w:after="0"/>
+        <w:ind w:hanging="0" w:left="0"/>
+        <w:rPr/>
+      </w:pPr>
+      <w:r>
+        <w:rPr/>
+      </w:r>
+    </w:p>
+    <w:p>
+      <w:pPr>
+        <w:pStyle w:val="Heading1"/>
+        <w:numPr>
+          <w:ilvl w:val="0"/>
+          <w:numId w:val="1"/>
+        </w:numPr>
+        <w:ind w:hanging="0" w:left="360"/>
+        <w:rPr/>
+      </w:pPr>
+      <w:r>
+        <w:rPr/>
+        <w:t>DESCRIÇÃO DA SOLUÇÃO A SER CONTRATADA</w:t>
+      </w:r>
+    </w:p>
+    <w:p>
+      <w:pPr>
+        <w:pStyle w:val="Subtitle"/>
+        <w:numPr>
+          <w:ilvl w:val="0"/>
+          <w:numId w:val="0"/>
+        </w:numPr>
+        <w:spacing w:lineRule="auto" w:line="276" w:before="0" w:after="0"/>
+        <w:ind w:hanging="0" w:left="0"/>
+        <w:rPr>
+          <w:color w:val="FF0000"/>
+        </w:rPr>
+      </w:pPr>
+      <w:r>
+        <w:rPr>
+          <w:color w:themeColor="text1" w:val="FF0000"/>
+        </w:rPr>
+      </w:r>
+    </w:p>
+    <w:p>
+      <w:pPr>
+        <w:pStyle w:val="Subtitle"/>
+        <w:numPr>
+          <w:ilvl w:val="1"/>
+          <w:numId w:val="1"/>
+        </w:numPr>
+        <w:spacing w:lineRule="auto" w:line="276" w:before="0" w:after="0"/>
+        <w:ind w:hanging="0" w:left="0"/>
+        <w:rPr>
+          <w:color w:val="FF0000"/>
+        </w:rPr>
+      </w:pPr>
+      <w:r>
+        <w:rPr>
+          <w:b/>
+          <w:bCs/>
+        </w:rPr>
+        <w:t>Descrição da Solução a ser Contratada</w:t>
+      </w:r>
+    </w:p>
+    <w:p>
+      <w:pPr>
+        <w:pStyle w:val="Subtitle"/>
+        <w:numPr>
+          <w:ilvl w:val="0"/>
+          <w:numId w:val="0"/>
+        </w:numPr>
+        <w:spacing w:lineRule="auto" w:line="276" w:before="0" w:after="0"/>
+        <w:ind w:hanging="0" w:left="0"/>
+        <w:rPr>
+          <w:color w:val="FF0000"/>
+        </w:rPr>
+      </w:pPr>
+      <w:r>
+        <w:rPr>
+          <w:color w:themeColor="text1" w:val="FF0000"/>
+        </w:rPr>
+      </w:r>
+    </w:p>
+    <w:p>
+      <w:pPr>
+        <w:pStyle w:val="Subtitle"/>
+        <w:numPr>
+          <w:ilvl w:val="0"/>
+          <w:numId w:val="0"/>
+        </w:numPr>
+        <w:spacing w:lineRule="auto" w:line="276" w:before="0" w:after="0"/>
+        <w:ind w:hanging="0" w:left="0"/>
+        <w:rPr>
+          <w:color w:val="auto"/>
+        </w:rPr>
+      </w:pPr>
+      <w:r>
+        <w:rPr>
+          <w:color w:val="auto"/>
+        </w:rPr>
+        <w:t>{{ descricao_solucao }}</w:t>
+      </w:r>
+    </w:p>
+    <w:p>
+      <w:pPr>
+        <w:pStyle w:val="Subtitle"/>
+        <w:numPr>
+          <w:ilvl w:val="0"/>
+          <w:numId w:val="0"/>
+        </w:numPr>
+        <w:spacing w:lineRule="auto" w:line="276" w:before="0" w:after="0"/>
+        <w:ind w:hanging="0" w:left="0"/>
+        <w:rPr>
+          <w:color w:val="FF0000"/>
+        </w:rPr>
+      </w:pPr>
+      <w:r>
+        <w:rPr>
+          <w:color w:themeColor="text1" w:val="FF0000"/>
+        </w:rPr>
+      </w:r>
+    </w:p>
+    <w:p>
+      <w:pPr>
+        <w:pStyle w:val="Heading1"/>
+        <w:numPr>
+          <w:ilvl w:val="0"/>
+          <w:numId w:val="1"/>
+        </w:numPr>
+        <w:ind w:hanging="0" w:left="360"/>
+        <w:rPr/>
+      </w:pPr>
+      <w:r>
+        <w:rPr/>
+        <w:t>ESTIMATIVA DE CUSTO TOTAL DA CONTRATAÇÃO</w:t>
+      </w:r>
+    </w:p>
+    <w:p>
+      <w:pPr>
+        <w:pStyle w:val="Subtitle"/>
+        <w:numPr>
+          <w:ilvl w:val="0"/>
+          <w:numId w:val="0"/>
+        </w:numPr>
+        <w:spacing w:lineRule="auto" w:line="276" w:before="0" w:after="0"/>
+        <w:ind w:hanging="0" w:left="0"/>
+        <w:rPr>
+          <w:color w:val="FF0000"/>
+        </w:rPr>
+      </w:pPr>
+      <w:r>
+        <w:rPr>
+          <w:color w:themeColor="text1" w:val="FF0000"/>
+        </w:rPr>
+      </w:r>
+    </w:p>
+    <w:p>
+      <w:pPr>
+        <w:pStyle w:val="Subtitle"/>
+        <w:numPr>
+          <w:ilvl w:val="1"/>
+          <w:numId w:val="1"/>
+        </w:numPr>
+        <w:spacing w:lineRule="auto" w:line="276" w:before="0" w:after="0"/>
+        <w:ind w:hanging="0" w:left="0"/>
+        <w:rPr>
+          <w:color w:val="FF0000"/>
+        </w:rPr>
+      </w:pPr>
+      <w:r>
+        <w:rPr>
+          <w:b/>
+          <w:bCs/>
+        </w:rPr>
+        <w:t>Estimativa de Custo Total da Contratação</w:t>
+      </w:r>
+    </w:p>
+    <w:p>
+      <w:pPr>
+        <w:pStyle w:val="Subtitle"/>
+        <w:numPr>
+          <w:ilvl w:val="0"/>
+          <w:numId w:val="0"/>
+        </w:numPr>
+        <w:spacing w:lineRule="auto" w:line="276" w:before="0" w:after="0"/>
+        <w:ind w:hanging="0" w:left="0"/>
+        <w:rPr>
+          <w:highlight w:val="none"/>
+          <w:shd w:fill="auto" w:val="clear"/>
+        </w:rPr>
+      </w:pPr>
+      <w:r>
+        <w:rPr>
+          <w:shd w:fill="auto" w:val="clear"/>
+        </w:rPr>
+      </w:r>
+    </w:p>
+    <w:p>
+      <w:pPr>
+        <w:pStyle w:val="Subtitle"/>
+        <w:numPr>
+          <w:ilvl w:val="0"/>
+          <w:numId w:val="0"/>
+        </w:numPr>
+        <w:spacing w:lineRule="auto" w:line="276" w:before="0" w:after="0"/>
+        <w:ind w:hanging="0" w:left="0"/>
+        <w:rPr>
+          <w:color w:val="auto"/>
+        </w:rPr>
+      </w:pPr>
+      <w:r>
+        <w:rPr>
+          <w:color w:val="auto"/>
+        </w:rPr>
+        <w:t>{{ materiais_servicos }}</w:t>
+      </w:r>
+    </w:p>
+    <w:p>
+      <w:pPr>
+        <w:pStyle w:val="Subtitle"/>
+        <w:numPr>
+          <w:ilvl w:val="0"/>
+          <w:numId w:val="0"/>
+        </w:numPr>
+        <w:spacing w:lineRule="auto" w:line="276" w:before="0" w:after="0"/>
+        <w:ind w:hanging="0" w:left="0"/>
+        <w:rPr>
+          <w:color w:val="auto"/>
+        </w:rPr>
+      </w:pPr>
+      <w:r>
+        <w:rPr>
+          <w:color w:val="auto"/>
+        </w:rPr>
+      </w:r>
+    </w:p>
+    <w:p>
+      <w:pPr>
+        <w:pStyle w:val="Heading1"/>
+        <w:numPr>
+          <w:ilvl w:val="0"/>
+          <w:numId w:val="1"/>
+        </w:numPr>
+        <w:ind w:hanging="0" w:left="360"/>
+        <w:rPr/>
+      </w:pPr>
+      <w:r>
+        <w:rPr/>
+        <w:t>DEMONSTRATIVOS DOS RESULTADOS PRETENDIDOS</w:t>
+      </w:r>
+    </w:p>
+    <w:p>
+      <w:pPr>
+        <w:pStyle w:val="Subtitle"/>
+        <w:numPr>
+          <w:ilvl w:val="0"/>
+          <w:numId w:val="0"/>
+        </w:numPr>
+        <w:spacing w:lineRule="auto" w:line="276" w:before="0" w:after="0"/>
+        <w:ind w:hanging="0" w:left="0"/>
+        <w:rPr>
+          <w:color w:val="FF0000"/>
+        </w:rPr>
+      </w:pPr>
+      <w:r>
+        <w:rPr>
+          <w:color w:themeColor="text1" w:val="FF0000"/>
+        </w:rPr>
+      </w:r>
+    </w:p>
+    <w:p>
+      <w:pPr>
+        <w:pStyle w:val="Subtitle"/>
+        <w:numPr>
+          <w:ilvl w:val="1"/>
+          <w:numId w:val="1"/>
+        </w:numPr>
+        <w:spacing w:lineRule="auto" w:line="276" w:before="0" w:after="0"/>
+        <w:ind w:hanging="0" w:left="0"/>
+        <w:rPr>
+          <w:color w:val="FF0000"/>
+        </w:rPr>
+      </w:pPr>
+      <w:r>
+        <w:rPr>
+          <w:b/>
+          <w:bCs/>
+        </w:rPr>
+        <w:t xml:space="preserve">Demonstrativos dos Resultados Pretendidos </w:t>
+      </w:r>
+    </w:p>
+    <w:p>
+      <w:pPr>
+        <w:pStyle w:val="Subtitle"/>
+        <w:numPr>
+          <w:ilvl w:val="0"/>
+          <w:numId w:val="0"/>
+        </w:numPr>
+        <w:spacing w:lineRule="auto" w:line="276" w:before="0" w:after="0"/>
+        <w:ind w:hanging="0" w:left="0"/>
+        <w:rPr>
+          <w:color w:val="FF0000"/>
+        </w:rPr>
+      </w:pPr>
+      <w:r>
+        <w:rPr>
+          <w:color w:themeColor="text1" w:val="FF0000"/>
+        </w:rPr>
+      </w:r>
+    </w:p>
+    <w:p>
+      <w:pPr>
+        <w:pStyle w:val="Subtitle"/>
+        <w:numPr>
+          <w:ilvl w:val="0"/>
+          <w:numId w:val="0"/>
+        </w:numPr>
+        <w:spacing w:lineRule="auto" w:line="276" w:before="0" w:after="0"/>
+        <w:ind w:hanging="0" w:left="0"/>
+        <w:rPr/>
+      </w:pPr>
+      <w:r>
+        <w:rPr>
+          <w:color w:val="auto"/>
+        </w:rPr>
+        <w:t>{{ demonstrativo_resultados }}</w:t>
+      </w:r>
+    </w:p>
+    <w:p>
+      <w:pPr>
+        <w:pStyle w:val="Subtitle"/>
+        <w:numPr>
+          <w:ilvl w:val="0"/>
+          <w:numId w:val="0"/>
         </w:numPr>
         <w:spacing w:lineRule="auto" w:line="276" w:before="0" w:after="0"/>
         <w:ind w:hanging="0" w:left="0"/>
@@ -1403,52 +1728,108 @@
       </w:pPr>
       <w:r>
         <w:rPr>
+          <w:color w:val="000000"/>
+          <w:shd w:fill="auto" w:val="clear"/>
+        </w:rPr>
+      </w:r>
+    </w:p>
+    <w:p>
+      <w:pPr>
+        <w:pStyle w:val="Heading1"/>
+        <w:numPr>
+          <w:ilvl w:val="0"/>
+          <w:numId w:val="1"/>
+        </w:numPr>
+        <w:ind w:hanging="0" w:left="360"/>
+        <w:rPr/>
+      </w:pPr>
+      <w:r>
+        <w:rPr/>
+        <w:t>DECLARAÇÃO DE VIABILIDADE</w:t>
+      </w:r>
+    </w:p>
+    <w:p>
+      <w:pPr>
+        <w:pStyle w:val="Subtitle"/>
+        <w:numPr>
+          <w:ilvl w:val="0"/>
+          <w:numId w:val="0"/>
+        </w:numPr>
+        <w:spacing w:lineRule="auto" w:line="276" w:before="0" w:after="0"/>
+        <w:ind w:hanging="0" w:left="0"/>
+        <w:rPr/>
+      </w:pPr>
+      <w:r>
+        <w:rPr/>
+      </w:r>
+    </w:p>
+    <w:p>
+      <w:pPr>
+        <w:pStyle w:val="Subtitle"/>
+        <w:numPr>
+          <w:ilvl w:val="1"/>
+          <w:numId w:val="1"/>
+        </w:numPr>
+        <w:spacing w:lineRule="auto" w:line="276" w:before="0" w:after="0"/>
+        <w:ind w:hanging="0" w:left="0"/>
+        <w:rPr/>
+      </w:pPr>
+      <w:r>
+        <w:rPr>
           <w:b/>
           <w:bCs/>
-          <w:color w:val="000000"/>
-          <w:shd w:fill="auto" w:val="clear"/>
-        </w:rPr>
-        <w:t>Programa de Compras – Levantamento de Soluções</w:t>
-      </w:r>
-    </w:p>
-    <w:p>
-      <w:pPr>
-        <w:pStyle w:val="Subtitle"/>
-        <w:numPr>
-          <w:ilvl w:val="0"/>
-          <w:numId w:val="0"/>
-        </w:numPr>
-        <w:spacing w:lineRule="auto" w:line="276" w:before="0" w:after="0"/>
-        <w:ind w:hanging="0" w:left="0"/>
-        <w:rPr/>
-      </w:pPr>
-      <w:r>
-        <w:rPr>
-          <w:color w:val="000000"/>
-          <w:shd w:fill="auto" w:val="clear"/>
-        </w:rPr>
-      </w:r>
-    </w:p>
-    <w:p>
-      <w:pPr>
-        <w:pStyle w:val="Subtitle"/>
-        <w:numPr>
-          <w:ilvl w:val="0"/>
-          <w:numId w:val="0"/>
-        </w:numPr>
-        <w:spacing w:lineRule="auto" w:line="276" w:before="0" w:after="0"/>
-        <w:ind w:hanging="0" w:left="0"/>
-        <w:rPr>
-          <w:color w:val="auto"/>
-          <w:highlight w:val="none"/>
-          <w:shd w:fill="auto" w:val="clear"/>
-        </w:rPr>
-      </w:pPr>
-      <w:r>
-        <w:rPr>
-          <w:color w:val="000000"/>
-          <w:shd w:fill="auto" w:val="clear"/>
-        </w:rPr>
+        </w:rPr>
+        <w:t>Viabilidade</w:t>
+      </w:r>
+      <w:r>
+        <w:rPr/>
+        <w:t>:</w:t>
+      </w:r>
+    </w:p>
+    <w:p>
+      <w:pPr>
+        <w:pStyle w:val="Subtitle"/>
+        <w:numPr>
+          <w:ilvl w:val="0"/>
+          <w:numId w:val="0"/>
+        </w:numPr>
+        <w:spacing w:lineRule="auto" w:line="276" w:before="0" w:after="0"/>
+        <w:ind w:hanging="0" w:left="0"/>
+        <w:rPr/>
+      </w:pPr>
+      <w:r>
+        <w:rPr/>
+      </w:r>
+    </w:p>
+    <w:p>
+      <w:pPr>
+        <w:pStyle w:val="Subtitle"/>
+        <w:numPr>
+          <w:ilvl w:val="0"/>
+          <w:numId w:val="0"/>
+        </w:numPr>
+        <w:spacing w:lineRule="auto" w:line="276" w:before="0" w:after="0"/>
+        <w:ind w:hanging="0" w:left="0"/>
+        <w:rPr/>
+      </w:pPr>
+      <w:r>
+        <w:rPr/>
+        <w:t>{{ viabilidade }}</w:t>
+      </w:r>
+    </w:p>
+    <w:p>
+      <w:pPr>
+        <w:pStyle w:val="Subtitle"/>
+        <w:numPr>
+          <w:ilvl w:val="0"/>
+          <w:numId w:val="0"/>
+        </w:numPr>
+        <w:spacing w:lineRule="auto" w:line="276" w:before="0" w:after="0"/>
+        <w:ind w:hanging="0" w:left="0"/>
+        <w:rPr/>
+      </w:pPr>
+      <w:r>
+        <w:rPr/>
       </w:r>
     </w:p>
     <w:p>
@@ -1463,1003 +1844,21 @@
       </w:pPr>
       <w:r>
         <w:rPr/>
-        <w:t>REGISTRO DE SOLUÇÕES CONSIDERADAS INVIÁVEIS</w:t>
-      </w:r>
-    </w:p>
-    <w:p>
-      <w:pPr>
-        <w:pStyle w:val="Subtitle"/>
-        <w:numPr>
-          <w:ilvl w:val="0"/>
-          <w:numId w:val="0"/>
-        </w:numPr>
-        <w:spacing w:lineRule="auto" w:line="276" w:before="0" w:after="0"/>
-        <w:ind w:hanging="0" w:left="0"/>
-        <w:rPr>
-          <w:b/>
-          <w:bCs/>
-        </w:rPr>
-      </w:pPr>
-      <w:r>
-        <w:rPr>
-          <w:b/>
-          <w:bCs/>
-        </w:rPr>
-      </w:r>
-    </w:p>
-    <w:p>
-      <w:pPr>
-        <w:pStyle w:val="Subtitle"/>
-        <w:numPr>
-          <w:ilvl w:val="1"/>
-          <w:numId w:val="1"/>
-        </w:numPr>
-        <w:spacing w:lineRule="auto" w:line="276" w:before="0" w:after="0"/>
-        <w:ind w:hanging="0" w:left="0"/>
-        <w:rPr>
-          <w:b/>
-          <w:bCs/>
-        </w:rPr>
-      </w:pPr>
-      <w:r>
-        <w:rPr>
-          <w:b/>
-          <w:bCs/>
-        </w:rPr>
-        <w:t>Registro de Soluções Consideradas Inviáveis</w:t>
-      </w:r>
-    </w:p>
-    <w:p>
-      <w:pPr>
-        <w:pStyle w:val="Subtitle"/>
-        <w:numPr>
-          <w:ilvl w:val="0"/>
-          <w:numId w:val="0"/>
-        </w:numPr>
-        <w:spacing w:lineRule="auto" w:line="276" w:before="0" w:after="0"/>
-        <w:ind w:hanging="0" w:left="0"/>
-        <w:rPr>
-          <w:b/>
-          <w:bCs/>
-        </w:rPr>
-      </w:pPr>
-      <w:r>
-        <w:rPr/>
-      </w:r>
-    </w:p>
-    <w:p>
-      <w:pPr>
-        <w:pStyle w:val="Subtitle"/>
-        <w:numPr>
-          <w:ilvl w:val="0"/>
-          <w:numId w:val="0"/>
-        </w:numPr>
-        <w:spacing w:lineRule="auto" w:line="276" w:before="0" w:after="0"/>
-        <w:ind w:hanging="0" w:left="0"/>
-        <w:rPr/>
-      </w:pPr>
-      <w:r>
-        <w:rPr/>
-      </w:r>
-    </w:p>
-    <w:p>
-      <w:pPr>
-        <w:pStyle w:val="Heading1"/>
-        <w:numPr>
-          <w:ilvl w:val="0"/>
-          <w:numId w:val="1"/>
+        <w:t>responsáveis pelo estudo técnico preliminar da solução como um todo</w:t>
+      </w:r>
+    </w:p>
+    <w:p>
+      <w:pPr>
+        <w:pStyle w:val="Subtitle"/>
+        <w:numPr>
+          <w:ilvl w:val="0"/>
+          <w:numId w:val="0"/>
         </w:numPr>
         <w:ind w:hanging="0" w:left="360"/>
         <w:rPr/>
       </w:pPr>
       <w:r>
         <w:rPr/>
-        <w:t>justificativa para o parcelamento ou não da contratação</w:t>
-      </w:r>
-    </w:p>
-    <w:p>
-      <w:pPr>
-        <w:pStyle w:val="Subtitle"/>
-        <w:numPr>
-          <w:ilvl w:val="0"/>
-          <w:numId w:val="0"/>
-        </w:numPr>
-        <w:spacing w:lineRule="auto" w:line="276" w:before="0" w:after="0"/>
-        <w:ind w:hanging="0" w:left="0"/>
-        <w:rPr>
-          <w:color w:val="FF0000"/>
-        </w:rPr>
-      </w:pPr>
-      <w:r>
-        <w:rPr>
-          <w:color w:themeColor="text1" w:val="FF0000"/>
-        </w:rPr>
-      </w:r>
-    </w:p>
-    <w:p>
-      <w:pPr>
-        <w:pStyle w:val="Subtitle"/>
-        <w:numPr>
-          <w:ilvl w:val="1"/>
-          <w:numId w:val="1"/>
-        </w:numPr>
-        <w:spacing w:lineRule="auto" w:line="276" w:before="0" w:after="0"/>
-        <w:ind w:hanging="0" w:left="0"/>
-        <w:rPr>
-          <w:color w:val="FF0000"/>
-        </w:rPr>
-      </w:pPr>
-      <w:r>
-        <w:rPr>
-          <w:b/>
-          <w:bCs/>
-        </w:rPr>
-        <w:t>Justificativa para o Parcelamento ou Não da Contratação</w:t>
-      </w:r>
-    </w:p>
-    <w:p>
-      <w:pPr>
-        <w:pStyle w:val="Subtitle"/>
-        <w:numPr>
-          <w:ilvl w:val="0"/>
-          <w:numId w:val="0"/>
-        </w:numPr>
-        <w:spacing w:lineRule="auto" w:line="276" w:before="0" w:after="0"/>
-        <w:ind w:hanging="0" w:left="0"/>
-        <w:rPr>
-          <w:color w:val="FF0000"/>
-        </w:rPr>
-      </w:pPr>
-      <w:r>
-        <w:rPr/>
-      </w:r>
-    </w:p>
-    <w:p>
-      <w:pPr>
-        <w:pStyle w:val="Subtitle"/>
-        <w:numPr>
-          <w:ilvl w:val="0"/>
-          <w:numId w:val="0"/>
-        </w:numPr>
-        <w:spacing w:lineRule="auto" w:line="276" w:before="0" w:after="0"/>
-        <w:ind w:hanging="0" w:left="0"/>
-        <w:rPr/>
-      </w:pPr>
-      <w:r>
-        <w:rPr/>
-      </w:r>
-    </w:p>
-    <w:p>
-      <w:pPr>
-        <w:pStyle w:val="Heading1"/>
-        <w:numPr>
-          <w:ilvl w:val="0"/>
-          <w:numId w:val="1"/>
-        </w:numPr>
-        <w:ind w:hanging="0" w:left="360"/>
-        <w:rPr/>
-      </w:pPr>
-      <w:r>
-        <w:rPr/>
-        <w:t>DESCRIÇÃO DA SOLUÇÃO A SER CONTRATADA</w:t>
-      </w:r>
-    </w:p>
-    <w:p>
-      <w:pPr>
-        <w:pStyle w:val="Subtitle"/>
-        <w:numPr>
-          <w:ilvl w:val="0"/>
-          <w:numId w:val="0"/>
-        </w:numPr>
-        <w:spacing w:lineRule="auto" w:line="276" w:before="0" w:after="0"/>
-        <w:ind w:hanging="0" w:left="0"/>
-        <w:rPr>
-          <w:color w:val="FF0000"/>
-        </w:rPr>
-      </w:pPr>
-      <w:r>
-        <w:rPr>
-          <w:color w:themeColor="text1" w:val="FF0000"/>
-        </w:rPr>
-      </w:r>
-    </w:p>
-    <w:p>
-      <w:pPr>
-        <w:pStyle w:val="Subtitle"/>
-        <w:numPr>
-          <w:ilvl w:val="1"/>
-          <w:numId w:val="1"/>
-        </w:numPr>
-        <w:spacing w:lineRule="auto" w:line="276" w:before="0" w:after="0"/>
-        <w:ind w:hanging="0" w:left="0"/>
-        <w:rPr>
-          <w:color w:val="FF0000"/>
-        </w:rPr>
-      </w:pPr>
-      <w:r>
-        <w:rPr>
-          <w:b/>
-          <w:bCs/>
-        </w:rPr>
-        <w:t>Descrição da Solução a ser Contratada</w:t>
-      </w:r>
-    </w:p>
-    <w:p>
-      <w:pPr>
-        <w:pStyle w:val="Subtitle"/>
-        <w:numPr>
-          <w:ilvl w:val="0"/>
-          <w:numId w:val="0"/>
-        </w:numPr>
-        <w:spacing w:lineRule="auto" w:line="276" w:before="0" w:after="0"/>
-        <w:ind w:hanging="0" w:left="0"/>
-        <w:rPr>
-          <w:color w:val="FF0000"/>
-        </w:rPr>
-      </w:pPr>
-      <w:r>
-        <w:rPr/>
-      </w:r>
-    </w:p>
-    <w:p>
-      <w:pPr>
-        <w:pStyle w:val="Subtitle"/>
-        <w:numPr>
-          <w:ilvl w:val="0"/>
-          <w:numId w:val="0"/>
-        </w:numPr>
-        <w:spacing w:lineRule="auto" w:line="276" w:before="0" w:after="0"/>
-        <w:ind w:hanging="0" w:left="0"/>
-        <w:rPr>
-          <w:color w:val="FF0000"/>
-        </w:rPr>
-      </w:pPr>
-      <w:r>
-        <w:rPr>
-          <w:color w:themeColor="text1" w:val="FF0000"/>
-        </w:rPr>
-      </w:r>
-    </w:p>
-    <w:p>
-      <w:pPr>
-        <w:pStyle w:val="Heading1"/>
-        <w:numPr>
-          <w:ilvl w:val="0"/>
-          <w:numId w:val="1"/>
-        </w:numPr>
-        <w:ind w:hanging="0" w:left="360"/>
-        <w:rPr/>
-      </w:pPr>
-      <w:r>
-        <w:rPr/>
-        <w:t>ESTIMATIVA DE CUSTO TOTAL DA CONTRATAÇÃO</w:t>
-      </w:r>
-    </w:p>
-    <w:p>
-      <w:pPr>
-        <w:pStyle w:val="Subtitle"/>
-        <w:numPr>
-          <w:ilvl w:val="0"/>
-          <w:numId w:val="0"/>
-        </w:numPr>
-        <w:spacing w:lineRule="auto" w:line="276" w:before="0" w:after="0"/>
-        <w:ind w:hanging="0" w:left="0"/>
-        <w:rPr>
-          <w:color w:val="FF0000"/>
-        </w:rPr>
-      </w:pPr>
-      <w:r>
-        <w:rPr>
-          <w:color w:themeColor="text1" w:val="FF0000"/>
-        </w:rPr>
-      </w:r>
-    </w:p>
-    <w:p>
-      <w:pPr>
-        <w:pStyle w:val="Subtitle"/>
-        <w:numPr>
-          <w:ilvl w:val="1"/>
-          <w:numId w:val="1"/>
-        </w:numPr>
-        <w:spacing w:lineRule="auto" w:line="276" w:before="0" w:after="0"/>
-        <w:ind w:hanging="0" w:left="0"/>
-        <w:rPr>
-          <w:color w:val="FF0000"/>
-        </w:rPr>
-      </w:pPr>
-      <w:r>
-        <w:rPr>
-          <w:b/>
-          <w:bCs/>
-        </w:rPr>
-        <w:t>Estimativa de Custo Total da Contratação</w:t>
-      </w:r>
-    </w:p>
-    <w:p>
-      <w:pPr>
-        <w:pStyle w:val="Subtitle"/>
-        <w:numPr>
-          <w:ilvl w:val="0"/>
-          <w:numId w:val="0"/>
-        </w:numPr>
-        <w:spacing w:lineRule="auto" w:line="276" w:before="0" w:after="0"/>
-        <w:ind w:hanging="0" w:left="0"/>
-        <w:rPr>
-          <w:highlight w:val="none"/>
-          <w:shd w:fill="auto" w:val="clear"/>
-        </w:rPr>
-      </w:pPr>
-      <w:r>
-        <w:rPr>
-          <w:shd w:fill="auto" w:val="clear"/>
-        </w:rPr>
-      </w:r>
-    </w:p>
-    <w:p>
-      <w:pPr>
-        <w:pStyle w:val="Subtitle"/>
-        <w:numPr>
-          <w:ilvl w:val="0"/>
-          <w:numId w:val="0"/>
-        </w:numPr>
-        <w:spacing w:lineRule="auto" w:line="276" w:before="0" w:after="0"/>
-        <w:ind w:hanging="0" w:left="0"/>
-        <w:rPr>
-          <w:color w:themeColor="text1" w:val="FF0000"/>
-          <w:highlight w:val="none"/>
-          <w:shd w:fill="auto" w:val="clear"/>
-        </w:rPr>
-      </w:pPr>
-      <w:r>
-        <w:rPr>
-          <w:color w:themeColor="text1" w:val="FF0000"/>
-          <w:shd w:fill="auto" w:val="clear"/>
-        </w:rPr>
-      </w:r>
-    </w:p>
-    <w:p>
-      <w:pPr>
-        <w:pStyle w:val="Subtitle"/>
-        <w:numPr>
-          <w:ilvl w:val="1"/>
-          <w:numId w:val="1"/>
-        </w:numPr>
-        <w:spacing w:lineRule="auto" w:line="276" w:before="0" w:after="0"/>
-        <w:ind w:hanging="0" w:left="0"/>
-        <w:rPr>
-          <w:highlight w:val="none"/>
-          <w:shd w:fill="auto" w:val="clear"/>
-        </w:rPr>
-      </w:pPr>
-      <w:r>
-        <w:rPr>
-          <w:b/>
-          <w:bCs/>
-          <w:shd w:fill="auto" w:val="clear"/>
-        </w:rPr>
-        <w:t>Programa de Compras – Estimativa de Custo Total da Contratação</w:t>
-      </w:r>
-    </w:p>
-    <w:p>
-      <w:pPr>
-        <w:pStyle w:val="Subtitle"/>
-        <w:numPr>
-          <w:ilvl w:val="0"/>
-          <w:numId w:val="0"/>
-        </w:numPr>
-        <w:spacing w:lineRule="auto" w:line="276" w:before="0" w:after="0"/>
-        <w:ind w:hanging="0" w:left="0"/>
-        <w:rPr>
-          <w:color w:themeColor="text1" w:val="FF0000"/>
-        </w:rPr>
-      </w:pPr>
-      <w:r>
-        <w:rPr>
-          <w:shd w:fill="auto" w:val="clear"/>
-        </w:rPr>
-      </w:r>
-    </w:p>
-    <w:p>
-      <w:pPr>
-        <w:pStyle w:val="Subtitle"/>
-        <w:numPr>
-          <w:ilvl w:val="0"/>
-          <w:numId w:val="0"/>
-        </w:numPr>
-        <w:spacing w:lineRule="auto" w:line="276" w:before="0" w:after="0"/>
-        <w:ind w:hanging="0" w:left="0"/>
-        <w:rPr>
-          <w:color w:val="FF0000"/>
-        </w:rPr>
-      </w:pPr>
-      <w:r>
-        <w:rPr>
-          <w:color w:themeColor="text1" w:val="FF0000"/>
-        </w:rPr>
-      </w:r>
-    </w:p>
-    <w:p>
-      <w:pPr>
-        <w:pStyle w:val="Heading1"/>
-        <w:numPr>
-          <w:ilvl w:val="0"/>
-          <w:numId w:val="1"/>
-        </w:numPr>
-        <w:ind w:hanging="0" w:left="360"/>
-        <w:rPr/>
-      </w:pPr>
-      <w:r>
-        <w:rPr/>
-        <w:t>DEMONSTRATIVOS DOS RESULTADOS PRETENDIDOS</w:t>
-      </w:r>
-    </w:p>
-    <w:p>
-      <w:pPr>
-        <w:pStyle w:val="Subtitle"/>
-        <w:numPr>
-          <w:ilvl w:val="0"/>
-          <w:numId w:val="0"/>
-        </w:numPr>
-        <w:spacing w:lineRule="auto" w:line="276" w:before="0" w:after="0"/>
-        <w:ind w:hanging="0" w:left="0"/>
-        <w:rPr>
-          <w:color w:val="FF0000"/>
-        </w:rPr>
-      </w:pPr>
-      <w:r>
-        <w:rPr>
-          <w:color w:themeColor="text1" w:val="FF0000"/>
-        </w:rPr>
-      </w:r>
-    </w:p>
-    <w:p>
-      <w:pPr>
-        <w:pStyle w:val="Subtitle"/>
-        <w:numPr>
-          <w:ilvl w:val="1"/>
-          <w:numId w:val="1"/>
-        </w:numPr>
-        <w:spacing w:lineRule="auto" w:line="276" w:before="0" w:after="0"/>
-        <w:ind w:hanging="0" w:left="0"/>
-        <w:rPr>
-          <w:color w:val="FF0000"/>
-        </w:rPr>
-      </w:pPr>
-      <w:r>
-        <w:rPr>
-          <w:b/>
-          <w:bCs/>
-        </w:rPr>
-        <w:t xml:space="preserve">Demonstrativos dos Resultados Pretendidos </w:t>
-      </w:r>
-    </w:p>
-    <w:p>
-      <w:pPr>
-        <w:pStyle w:val="Subtitle"/>
-        <w:numPr>
-          <w:ilvl w:val="0"/>
-          <w:numId w:val="0"/>
-        </w:numPr>
-        <w:spacing w:lineRule="auto" w:line="276" w:before="0" w:after="0"/>
-        <w:ind w:hanging="0" w:left="0"/>
-        <w:rPr>
-          <w:color w:val="FF0000"/>
-        </w:rPr>
-      </w:pPr>
-      <w:r>
-        <w:rPr>
-          <w:color w:themeColor="text1" w:val="FF0000"/>
-        </w:rPr>
-      </w:r>
-    </w:p>
-    <w:p>
-      <w:pPr>
-        <w:pStyle w:val="Heading1"/>
-        <w:numPr>
-          <w:ilvl w:val="0"/>
-          <w:numId w:val="1"/>
-        </w:numPr>
-        <w:ind w:hanging="0" w:left="360"/>
-        <w:rPr/>
-      </w:pPr>
-      <w:r>
-        <w:rPr/>
-        <w:t>ANÁLISE DE VIABILIDADE DA CONTRATAÇÃO</w:t>
-      </w:r>
-    </w:p>
-    <w:p>
-      <w:pPr>
-        <w:pStyle w:val="Subtitle"/>
-        <w:numPr>
-          <w:ilvl w:val="0"/>
-          <w:numId w:val="0"/>
-        </w:numPr>
-        <w:spacing w:lineRule="auto" w:line="276" w:before="0" w:after="0"/>
-        <w:ind w:hanging="0" w:left="0"/>
-        <w:rPr>
-          <w:color w:val="FF0000"/>
-        </w:rPr>
-      </w:pPr>
-      <w:r>
-        <w:rPr>
-          <w:color w:themeColor="text1" w:val="FF0000"/>
-        </w:rPr>
-      </w:r>
-    </w:p>
-    <w:p>
-      <w:pPr>
-        <w:pStyle w:val="Subtitle"/>
-        <w:numPr>
-          <w:ilvl w:val="1"/>
-          <w:numId w:val="1"/>
-        </w:numPr>
-        <w:spacing w:lineRule="auto" w:line="276" w:before="0" w:after="0"/>
-        <w:ind w:hanging="0" w:left="0"/>
-        <w:rPr>
-          <w:color w:val="FF0000"/>
-        </w:rPr>
-      </w:pPr>
-      <w:r>
-        <w:rPr>
-          <w:b/>
-          <w:bCs/>
-        </w:rPr>
-        <w:t>Análise de Viabilidade da Contratação</w:t>
-      </w:r>
-    </w:p>
-    <w:p>
-      <w:pPr>
-        <w:pStyle w:val="Subtitle"/>
-        <w:numPr>
-          <w:ilvl w:val="0"/>
-          <w:numId w:val="0"/>
-        </w:numPr>
-        <w:spacing w:lineRule="auto" w:line="276" w:before="0" w:after="0"/>
-        <w:ind w:hanging="0" w:left="0"/>
-        <w:rPr>
-          <w:color w:val="FF0000"/>
-        </w:rPr>
-      </w:pPr>
-      <w:r>
-        <w:rPr/>
-      </w:r>
-    </w:p>
-    <w:p>
-      <w:pPr>
-        <w:pStyle w:val="Subtitle"/>
-        <w:numPr>
-          <w:ilvl w:val="0"/>
-          <w:numId w:val="0"/>
-        </w:numPr>
-        <w:spacing w:lineRule="auto" w:line="276" w:before="0" w:after="0"/>
-        <w:ind w:hanging="0" w:left="0"/>
-        <w:rPr>
-          <w:b/>
-          <w:bCs/>
-          <w:color w:val="FF0000"/>
-          <w:highlight w:val="yellow"/>
-        </w:rPr>
-      </w:pPr>
-      <w:r>
-        <w:rPr>
-          <w:b/>
-          <w:bCs/>
-          <w:color w:themeColor="text1" w:val="FF0000"/>
-          <w:highlight w:val="yellow"/>
-        </w:rPr>
-      </w:r>
-    </w:p>
-    <w:p>
-      <w:pPr>
-        <w:pStyle w:val="Subtitle"/>
-        <w:numPr>
-          <w:ilvl w:val="1"/>
-          <w:numId w:val="1"/>
-        </w:numPr>
-        <w:spacing w:lineRule="auto" w:line="276" w:before="0" w:after="0"/>
-        <w:ind w:hanging="0" w:left="0"/>
-        <w:rPr>
-          <w:highlight w:val="none"/>
-          <w:shd w:fill="auto" w:val="clear"/>
-        </w:rPr>
-      </w:pPr>
-      <w:r>
-        <w:rPr>
-          <w:b/>
-          <w:bCs/>
-          <w:shd w:fill="auto" w:val="clear"/>
-        </w:rPr>
-        <w:t>Programa de Compras – Análise de Viabilidade da Contratação</w:t>
-      </w:r>
-    </w:p>
-    <w:p>
-      <w:pPr>
-        <w:pStyle w:val="Subtitle"/>
-        <w:numPr>
-          <w:ilvl w:val="0"/>
-          <w:numId w:val="0"/>
-        </w:numPr>
-        <w:spacing w:lineRule="auto" w:line="276" w:before="0" w:after="0"/>
-        <w:ind w:hanging="0" w:left="0"/>
-        <w:rPr>
-          <w:color w:val="FF0000"/>
-          <w:highlight w:val="yellow"/>
-        </w:rPr>
-      </w:pPr>
-      <w:r>
-        <w:rPr/>
-      </w:r>
-    </w:p>
-    <w:p>
-      <w:pPr>
-        <w:pStyle w:val="Subtitle"/>
-        <w:numPr>
-          <w:ilvl w:val="0"/>
-          <w:numId w:val="0"/>
-        </w:numPr>
-        <w:spacing w:lineRule="auto" w:line="276" w:before="0" w:after="0"/>
-        <w:ind w:hanging="0" w:left="720"/>
-        <w:rPr>
-          <w:color w:val="FF0000"/>
-          <w:highlight w:val="yellow"/>
-        </w:rPr>
-      </w:pPr>
-      <w:r>
-        <w:rPr>
-          <w:color w:themeColor="text1" w:val="FF0000"/>
-          <w:highlight w:val="yellow"/>
-        </w:rPr>
-      </w:r>
-    </w:p>
-    <w:p>
-      <w:pPr>
-        <w:pStyle w:val="Subtitle"/>
-        <w:numPr>
-          <w:ilvl w:val="0"/>
-          <w:numId w:val="0"/>
-        </w:numPr>
-        <w:spacing w:lineRule="auto" w:line="276" w:before="0" w:after="0"/>
-        <w:ind w:hanging="0" w:left="720"/>
-        <w:rPr>
-          <w:color w:val="FF0000"/>
-          <w:highlight w:val="yellow"/>
-        </w:rPr>
-      </w:pPr>
-      <w:r>
-        <w:rPr>
-          <w:color w:themeColor="text1" w:val="FF0000"/>
-          <w:highlight w:val="yellow"/>
-        </w:rPr>
-      </w:r>
-    </w:p>
-    <w:p>
-      <w:pPr>
-        <w:pStyle w:val="Subtitle"/>
-        <w:numPr>
-          <w:ilvl w:val="0"/>
-          <w:numId w:val="0"/>
-        </w:numPr>
-        <w:spacing w:lineRule="auto" w:line="276" w:before="0" w:after="0"/>
-        <w:ind w:hanging="0" w:left="720"/>
-        <w:rPr>
-          <w:color w:val="FF0000"/>
-          <w:highlight w:val="yellow"/>
-        </w:rPr>
-      </w:pPr>
-      <w:r>
-        <w:rPr>
-          <w:color w:themeColor="text1" w:val="FF0000"/>
-          <w:highlight w:val="yellow"/>
-        </w:rPr>
-      </w:r>
-    </w:p>
-    <w:p>
-      <w:pPr>
-        <w:pStyle w:val="Heading1"/>
-        <w:numPr>
-          <w:ilvl w:val="0"/>
-          <w:numId w:val="1"/>
-        </w:numPr>
-        <w:ind w:hanging="0" w:left="360"/>
-        <w:rPr/>
-      </w:pPr>
-      <w:r>
-        <w:rPr/>
-        <w:t>ANÁLISE DA APLICAÇÃO DOS BENEFÍCIOS DO PROGRAMA MUNICIPAL DE COMPRAS</w:t>
-      </w:r>
-    </w:p>
-    <w:p>
-      <w:pPr>
-        <w:pStyle w:val="Subtitle"/>
-        <w:numPr>
-          <w:ilvl w:val="0"/>
-          <w:numId w:val="0"/>
-        </w:numPr>
-        <w:spacing w:lineRule="auto" w:line="276" w:before="0" w:after="0"/>
-        <w:ind w:hanging="0" w:left="0"/>
-        <w:rPr>
-          <w:color w:val="auto"/>
-          <w:highlight w:val="none"/>
-          <w:shd w:fill="auto" w:val="clear"/>
-        </w:rPr>
-      </w:pPr>
-      <w:r>
-        <w:rPr>
-          <w:color w:val="000000"/>
-          <w:shd w:fill="auto" w:val="clear"/>
-        </w:rPr>
-      </w:r>
-    </w:p>
-    <w:p>
-      <w:pPr>
-        <w:pStyle w:val="Subtitle"/>
-        <w:numPr>
-          <w:ilvl w:val="1"/>
-          <w:numId w:val="1"/>
-        </w:numPr>
-        <w:spacing w:lineRule="auto" w:line="276" w:before="0" w:after="0"/>
-        <w:ind w:hanging="0" w:left="0"/>
-        <w:rPr>
-          <w:color w:val="auto"/>
-          <w:highlight w:val="none"/>
-          <w:shd w:fill="auto" w:val="clear"/>
-        </w:rPr>
-      </w:pPr>
-      <w:r>
-        <w:rPr>
-          <w:color w:val="000000"/>
-          <w:shd w:fill="auto" w:val="clear"/>
-        </w:rPr>
-        <w:t>Esta seção avalia objetivamente a pertinência e a viabilidade da aplicação dos benefícios previstos na Lei Municipal nº ______/202__ e no Decreto regulamentador.</w:t>
-      </w:r>
-    </w:p>
-    <w:p>
-      <w:pPr>
-        <w:pStyle w:val="Subtitle"/>
-        <w:numPr>
-          <w:ilvl w:val="0"/>
-          <w:numId w:val="0"/>
-        </w:numPr>
-        <w:spacing w:lineRule="auto" w:line="276" w:before="0" w:after="0"/>
-        <w:ind w:hanging="0" w:left="0"/>
-        <w:rPr>
-          <w:color w:val="auto"/>
-          <w:highlight w:val="none"/>
-          <w:shd w:fill="auto" w:val="clear"/>
-        </w:rPr>
-      </w:pPr>
-      <w:r>
-        <w:rPr>
-          <w:color w:val="000000"/>
-          <w:shd w:fill="auto" w:val="clear"/>
-        </w:rPr>
-      </w:r>
-    </w:p>
-    <w:p>
-      <w:pPr>
-        <w:pStyle w:val="Heading1"/>
-        <w:numPr>
-          <w:ilvl w:val="0"/>
-          <w:numId w:val="1"/>
-        </w:numPr>
-        <w:ind w:hanging="0" w:left="360"/>
-        <w:rPr/>
-      </w:pPr>
-      <w:r>
-        <w:rPr/>
-        <w:t>DECLARAÇÃO DE VIABILIDADE</w:t>
-      </w:r>
-    </w:p>
-    <w:p>
-      <w:pPr>
-        <w:pStyle w:val="Subtitle"/>
-        <w:numPr>
-          <w:ilvl w:val="0"/>
-          <w:numId w:val="0"/>
-        </w:numPr>
-        <w:spacing w:lineRule="auto" w:line="276" w:before="0" w:after="0"/>
-        <w:ind w:hanging="0" w:left="0"/>
-        <w:rPr/>
-      </w:pPr>
-      <w:r>
-        <w:rPr/>
-      </w:r>
-    </w:p>
-    <w:p>
-      <w:pPr>
-        <w:pStyle w:val="Subtitle"/>
-        <w:numPr>
-          <w:ilvl w:val="1"/>
-          <w:numId w:val="1"/>
-        </w:numPr>
-        <w:spacing w:lineRule="auto" w:line="276" w:before="0" w:after="0"/>
-        <w:ind w:hanging="0" w:left="0"/>
-        <w:rPr/>
-      </w:pPr>
-      <w:r>
-        <w:rPr>
-          <w:b/>
-          <w:bCs/>
-        </w:rPr>
-        <w:t>Viabilidade</w:t>
-      </w:r>
-      <w:r>
-        <w:rPr/>
-        <w:t>:</w:t>
-      </w:r>
-    </w:p>
-    <w:p>
-      <w:pPr>
-        <w:pStyle w:val="Subtitle"/>
-        <w:numPr>
-          <w:ilvl w:val="0"/>
-          <w:numId w:val="0"/>
-        </w:numPr>
-        <w:spacing w:lineRule="auto" w:line="276" w:before="0" w:after="0"/>
-        <w:ind w:hanging="0" w:left="0"/>
-        <w:rPr/>
-      </w:pPr>
-      <w:r>
-        <w:rPr/>
-        <w:t>( ) Viável</w:t>
-      </w:r>
-    </w:p>
-    <w:p>
-      <w:pPr>
-        <w:pStyle w:val="Subtitle"/>
-        <w:numPr>
-          <w:ilvl w:val="0"/>
-          <w:numId w:val="0"/>
-        </w:numPr>
-        <w:spacing w:lineRule="auto" w:line="276" w:before="0" w:after="0"/>
-        <w:ind w:hanging="0" w:left="0"/>
-        <w:rPr/>
-      </w:pPr>
-      <w:r>
-        <w:rPr/>
-        <w:t>( ) Viável com restrições</w:t>
-      </w:r>
-    </w:p>
-    <w:p>
-      <w:pPr>
-        <w:pStyle w:val="Subtitle"/>
-        <w:numPr>
-          <w:ilvl w:val="0"/>
-          <w:numId w:val="0"/>
-        </w:numPr>
-        <w:spacing w:lineRule="auto" w:line="276" w:before="0" w:after="0"/>
-        <w:ind w:hanging="0" w:left="0"/>
-        <w:rPr/>
-      </w:pPr>
-      <w:r>
-        <w:rPr/>
-        <w:t>( ) Inviável</w:t>
-      </w:r>
-    </w:p>
-    <w:p>
-      <w:pPr>
-        <w:pStyle w:val="Subtitle"/>
-        <w:numPr>
-          <w:ilvl w:val="0"/>
-          <w:numId w:val="0"/>
-        </w:numPr>
-        <w:spacing w:lineRule="auto" w:line="276" w:before="0" w:after="0"/>
-        <w:ind w:hanging="0" w:left="1224"/>
-        <w:rPr/>
-      </w:pPr>
-      <w:r>
-        <w:rPr/>
-      </w:r>
-    </w:p>
-    <w:p>
-      <w:pPr>
-        <w:pStyle w:val="Subtitle"/>
-        <w:numPr>
-          <w:ilvl w:val="1"/>
-          <w:numId w:val="1"/>
-        </w:numPr>
-        <w:spacing w:lineRule="auto" w:line="276" w:before="0" w:after="0"/>
-        <w:ind w:hanging="0" w:left="0"/>
-        <w:rPr/>
-      </w:pPr>
-      <w:r>
-        <w:rPr>
-          <w:b/>
-          <w:bCs/>
-        </w:rPr>
-        <w:t>Justificativa</w:t>
-      </w:r>
-      <w:r>
-        <w:rPr/>
-        <w:t>:</w:t>
-      </w:r>
-    </w:p>
-    <w:p>
-      <w:pPr>
-        <w:pStyle w:val="Heading1"/>
-        <w:numPr>
-          <w:ilvl w:val="0"/>
-          <w:numId w:val="1"/>
-        </w:numPr>
-        <w:ind w:hanging="0" w:left="360"/>
-        <w:rPr/>
-      </w:pPr>
-      <w:r>
-        <w:rPr/>
-        <w:t>responsáveis pelo estudo técnico preliminar da solução como um todo</w:t>
-      </w:r>
-    </w:p>
-    <w:p>
-      <w:pPr>
-        <w:pStyle w:val="Subtitle"/>
-        <w:numPr>
-          <w:ilvl w:val="0"/>
-          <w:numId w:val="0"/>
-        </w:numPr>
-        <w:spacing w:lineRule="auto" w:line="276" w:before="0" w:after="0"/>
-        <w:ind w:hanging="0" w:left="0"/>
-        <w:rPr>
-          <w:b/>
-          <w:bCs/>
-          <w:color w:val="FF0000"/>
-        </w:rPr>
-      </w:pPr>
-      <w:r>
-        <w:rPr>
-          <w:b/>
-          <w:bCs/>
-          <w:color w:themeColor="text1" w:val="FF0000"/>
-        </w:rPr>
-      </w:r>
-    </w:p>
-    <w:p>
-      <w:pPr>
-        <w:pStyle w:val="Subtitle"/>
-        <w:numPr>
-          <w:ilvl w:val="1"/>
-          <w:numId w:val="1"/>
-        </w:numPr>
-        <w:spacing w:lineRule="auto" w:line="276" w:before="0" w:after="0"/>
-        <w:ind w:hanging="0" w:left="0"/>
-        <w:rPr>
-          <w:b/>
-          <w:bCs/>
-          <w:color w:val="FF0000"/>
-        </w:rPr>
-      </w:pPr>
-      <w:r>
-        <w:rPr>
-          <w:b/>
-          <w:bCs/>
-        </w:rPr>
-        <w:t xml:space="preserve">A Equipe de Planejamento da Contratação foi instituída pela Portaria nº </w:t>
-      </w:r>
-      <w:r>
-        <w:rPr>
-          <w:b/>
-          <w:bCs/>
-          <w:color w:themeColor="text1" w:val="FF0000"/>
-        </w:rPr>
-        <w:t xml:space="preserve">____, de ____ de __________ de __________. </w:t>
-      </w:r>
-    </w:p>
-    <w:p>
-      <w:pPr>
-        <w:pStyle w:val="Subtitle"/>
-        <w:numPr>
-          <w:ilvl w:val="0"/>
-          <w:numId w:val="0"/>
-        </w:numPr>
-        <w:spacing w:lineRule="auto" w:line="276" w:before="0" w:after="0"/>
-        <w:ind w:hanging="0" w:left="0"/>
-        <w:rPr>
-          <w:color w:val="FF0000"/>
-        </w:rPr>
-      </w:pPr>
-      <w:r>
-        <w:rPr>
-          <w:color w:themeColor="text1" w:val="FF0000"/>
-        </w:rPr>
       </w:r>
     </w:p>
     <w:tbl>
@@ -2478,8 +1877,7 @@
         <w:tblLook w:val="04a0" w:noHBand="0" w:noVBand="1" w:firstColumn="1" w:lastRow="0" w:lastColumn="0" w:firstRow="1"/>
       </w:tblPr>
       <w:tblGrid>
-        <w:gridCol w:w="5079"/>
-        <w:gridCol w:w="3981"/>
+        <w:gridCol w:w="7070"/>
       </w:tblGrid>
       <w:tr>
         <w:trPr>
@@ -2487,7 +1885,7 @@
         </w:trPr>
         <w:tc>
           <w:tcPr>
-            <w:tcW w:w="5079" w:type="dxa"/>
+            <w:tcW w:w="7070" w:type="dxa"/>
             <w:tcBorders/>
             <w:vAlign w:val="center"/>
           </w:tcPr>
@@ -2500,10 +1898,7 @@
               <w:jc w:val="center"/>
               <w:textAlignment w:val="baseline"/>
               <w:rPr>
-                <w:rFonts w:cs="Arial"/>
-                <w:b/>
-                <w:bCs/>
-                <w:szCs w:val="24"/>
+                <w:color w:val="auto"/>
               </w:rPr>
             </w:pPr>
             <w:r>
@@ -2511,45 +1906,12 @@
                 <w:rFonts w:eastAsia="Calibri" w:cs="Arial"/>
                 <w:b/>
                 <w:bCs/>
+                <w:color w:val="auto"/>
                 <w:kern w:val="0"/>
                 <w:szCs w:val="24"/>
                 <w:lang w:val="pt-BR" w:eastAsia="en-US" w:bidi="ar-SA"/>
               </w:rPr>
-              <w:t>IDENTIFICAÇÃO</w:t>
-            </w:r>
-          </w:p>
-        </w:tc>
-        <w:tc>
-          <w:tcPr>
-            <w:tcW w:w="3981" w:type="dxa"/>
-            <w:tcBorders/>
-            <w:vAlign w:val="center"/>
-          </w:tcPr>
-          <w:p>
-            <w:pPr>
-              <w:pStyle w:val="Normal"/>
-              <w:widowControl/>
-              <w:suppressAutoHyphens w:val="true"/>
-              <w:spacing w:lineRule="auto" w:line="276" w:before="0" w:after="0"/>
-              <w:jc w:val="center"/>
-              <w:textAlignment w:val="baseline"/>
-              <w:rPr>
-                <w:rFonts w:cs="Arial"/>
-                <w:b/>
-                <w:bCs/>
-                <w:szCs w:val="24"/>
-              </w:rPr>
-            </w:pPr>
-            <w:r>
-              <w:rPr>
-                <w:rFonts w:eastAsia="Calibri" w:cs="Arial"/>
-                <w:b/>
-                <w:bCs/>
-                <w:kern w:val="0"/>
-                <w:szCs w:val="24"/>
-                <w:lang w:val="pt-BR" w:eastAsia="en-US" w:bidi="ar-SA"/>
-              </w:rPr>
-              <w:t>ASSINATURA</w:t>
+              <w:t>INDENTIFICAÇÃO</w:t>
             </w:r>
           </w:p>
         </w:tc>
@@ -2560,7 +1922,7 @@
         </w:trPr>
         <w:tc>
           <w:tcPr>
-            <w:tcW w:w="5079" w:type="dxa"/>
+            <w:tcW w:w="7070" w:type="dxa"/>
             <w:tcBorders/>
             <w:vAlign w:val="center"/>
           </w:tcPr>
@@ -2573,47 +1935,18 @@
               <w:jc w:val="left"/>
               <w:textAlignment w:val="baseline"/>
               <w:rPr>
-                <w:rFonts w:cs="Arial"/>
-                <w:b/>
-                <w:bCs/>
-                <w:szCs w:val="24"/>
+                <w:color w:val="auto"/>
               </w:rPr>
             </w:pPr>
             <w:r>
               <w:rPr>
                 <w:rFonts w:eastAsia="Calibri" w:cs="Arial"/>
+                <w:color w:val="auto"/>
                 <w:kern w:val="0"/>
                 <w:szCs w:val="24"/>
                 <w:lang w:val="pt-BR" w:eastAsia="en-US" w:bidi="ar-SA"/>
               </w:rPr>
-              <w:t>NOME:</w:t>
-            </w:r>
-          </w:p>
-        </w:tc>
-        <w:tc>
-          <w:tcPr>
-            <w:tcW w:w="3981" w:type="dxa"/>
-            <w:vMerge w:val="restart"/>
-            <w:tcBorders/>
-          </w:tcPr>
-          <w:p>
-            <w:pPr>
-              <w:pStyle w:val="Normal"/>
-              <w:widowControl/>
-              <w:suppressAutoHyphens w:val="true"/>
-              <w:spacing w:lineRule="auto" w:line="276" w:before="0" w:after="0"/>
-              <w:jc w:val="left"/>
-              <w:textAlignment w:val="baseline"/>
-              <w:rPr>
-                <w:rFonts w:cs="Arial"/>
-                <w:szCs w:val="24"/>
-              </w:rPr>
-            </w:pPr>
-            <w:r>
-              <w:rPr>
-                <w:rFonts w:cs="Arial"/>
-                <w:szCs w:val="24"/>
-              </w:rPr>
+              <w:t xml:space="preserve">NOME: {{ nome_autor }} </w:t>
             </w:r>
           </w:p>
         </w:tc>
@@ -2624,7 +1957,7 @@
         </w:trPr>
         <w:tc>
           <w:tcPr>
-            <w:tcW w:w="5079" w:type="dxa"/>
+            <w:tcW w:w="7070" w:type="dxa"/>
             <w:tcBorders/>
             <w:vAlign w:val="center"/>
           </w:tcPr>
@@ -2637,45 +1970,18 @@
               <w:jc w:val="left"/>
               <w:textAlignment w:val="baseline"/>
               <w:rPr>
-                <w:rFonts w:cs="Arial"/>
-                <w:szCs w:val="24"/>
+                <w:color w:val="auto"/>
               </w:rPr>
             </w:pPr>
             <w:r>
               <w:rPr>
                 <w:rFonts w:eastAsia="Calibri" w:cs="Arial"/>
+                <w:color w:val="auto"/>
                 <w:kern w:val="0"/>
                 <w:szCs w:val="24"/>
                 <w:lang w:val="pt-BR" w:eastAsia="en-US" w:bidi="ar-SA"/>
               </w:rPr>
-              <w:t>CPF:</w:t>
-            </w:r>
-          </w:p>
-        </w:tc>
-        <w:tc>
-          <w:tcPr>
-            <w:tcW w:w="3981" w:type="dxa"/>
-            <w:vMerge w:val="continue"/>
-            <w:tcBorders/>
-          </w:tcPr>
-          <w:p>
-            <w:pPr>
-              <w:pStyle w:val="Normal"/>
-              <w:widowControl/>
-              <w:suppressAutoHyphens w:val="true"/>
-              <w:spacing w:lineRule="auto" w:line="276" w:before="0" w:after="0"/>
-              <w:jc w:val="left"/>
-              <w:textAlignment w:val="baseline"/>
-              <w:rPr>
-                <w:rFonts w:cs="Arial"/>
-                <w:szCs w:val="24"/>
-              </w:rPr>
-            </w:pPr>
-            <w:r>
-              <w:rPr>
-                <w:rFonts w:cs="Arial"/>
-                <w:szCs w:val="24"/>
-              </w:rPr>
+              <w:t>CPF: {{ cpf_autor }}</w:t>
             </w:r>
           </w:p>
         </w:tc>
@@ -2686,7 +1992,7 @@
         </w:trPr>
         <w:tc>
           <w:tcPr>
-            <w:tcW w:w="5079" w:type="dxa"/>
+            <w:tcW w:w="7070" w:type="dxa"/>
             <w:tcBorders/>
             <w:vAlign w:val="center"/>
           </w:tcPr>
@@ -2699,45 +2005,18 @@
               <w:jc w:val="left"/>
               <w:textAlignment w:val="baseline"/>
               <w:rPr>
-                <w:rFonts w:cs="Arial"/>
-                <w:szCs w:val="24"/>
+                <w:color w:val="auto"/>
               </w:rPr>
             </w:pPr>
             <w:r>
               <w:rPr>
                 <w:rFonts w:eastAsia="Calibri" w:cs="Arial"/>
+                <w:color w:val="auto"/>
                 <w:kern w:val="0"/>
                 <w:szCs w:val="24"/>
                 <w:lang w:val="pt-BR" w:eastAsia="en-US" w:bidi="ar-SA"/>
               </w:rPr>
-              <w:t>CARGO/FUNÇÃO:</w:t>
-            </w:r>
-          </w:p>
-        </w:tc>
-        <w:tc>
-          <w:tcPr>
-            <w:tcW w:w="3981" w:type="dxa"/>
-            <w:vMerge w:val="continue"/>
-            <w:tcBorders/>
-          </w:tcPr>
-          <w:p>
-            <w:pPr>
-              <w:pStyle w:val="Normal"/>
-              <w:widowControl/>
-              <w:suppressAutoHyphens w:val="true"/>
-              <w:spacing w:lineRule="auto" w:line="276" w:before="0" w:after="0"/>
-              <w:jc w:val="left"/>
-              <w:textAlignment w:val="baseline"/>
-              <w:rPr>
-                <w:rFonts w:cs="Arial"/>
-                <w:szCs w:val="24"/>
-              </w:rPr>
-            </w:pPr>
-            <w:r>
-              <w:rPr>
-                <w:rFonts w:cs="Arial"/>
-                <w:szCs w:val="24"/>
-              </w:rPr>
+              <w:t>CARGO/FUNÇÃO: {{ funcao_autor }}</w:t>
             </w:r>
           </w:p>
         </w:tc>
@@ -2752,10 +2031,14 @@
         </w:numPr>
         <w:spacing w:lineRule="auto" w:line="276" w:before="0" w:after="0"/>
         <w:ind w:hanging="0" w:left="0"/>
-        <w:rPr/>
-      </w:pPr>
-      <w:r>
-        <w:rPr/>
+        <w:rPr>
+          <w:color w:val="FF0000"/>
+        </w:rPr>
+      </w:pPr>
+      <w:r>
+        <w:rPr>
+          <w:color w:themeColor="text1" w:val="FF0000"/>
+        </w:rPr>
       </w:r>
     </w:p>
     <w:tbl>
@@ -2774,8 +2057,7 @@
         <w:tblLook w:val="04a0" w:noHBand="0" w:noVBand="1" w:firstColumn="1" w:lastRow="0" w:lastColumn="0" w:firstRow="1"/>
       </w:tblPr>
       <w:tblGrid>
-        <w:gridCol w:w="5081"/>
-        <w:gridCol w:w="3979"/>
+        <w:gridCol w:w="7069"/>
       </w:tblGrid>
       <w:tr>
         <w:trPr>
@@ -2783,7 +2065,7 @@
         </w:trPr>
         <w:tc>
           <w:tcPr>
-            <w:tcW w:w="5081" w:type="dxa"/>
+            <w:tcW w:w="7069" w:type="dxa"/>
             <w:tcBorders/>
             <w:vAlign w:val="center"/>
           </w:tcPr>
@@ -2796,11 +2078,7 @@
               <w:jc w:val="center"/>
               <w:textAlignment w:val="baseline"/>
               <w:rPr>
-                <w:rFonts w:cs="Arial"/>
-                <w:b/>
-                <w:bCs/>
-                <w:color w:val="FF0000"/>
-                <w:szCs w:val="24"/>
+                <w:color w:val="auto"/>
               </w:rPr>
             </w:pPr>
             <w:r>
@@ -2808,48 +2086,12 @@
                 <w:rFonts w:eastAsia="Calibri" w:cs="Arial"/>
                 <w:b/>
                 <w:bCs/>
-                <w:color w:themeColor="text1" w:val="FF0000"/>
+                <w:color w:val="auto"/>
                 <w:kern w:val="0"/>
                 <w:szCs w:val="24"/>
                 <w:lang w:val="pt-BR" w:eastAsia="en-US" w:bidi="ar-SA"/>
               </w:rPr>
-              <w:t>INDENTIFICAÇÃO</w:t>
-            </w:r>
-          </w:p>
-        </w:tc>
-        <w:tc>
-          <w:tcPr>
-            <w:tcW w:w="3979" w:type="dxa"/>
-            <w:tcBorders/>
-            <w:vAlign w:val="center"/>
-          </w:tcPr>
-          <w:p>
-            <w:pPr>
-              <w:pStyle w:val="Normal"/>
-              <w:widowControl/>
-              <w:suppressAutoHyphens w:val="true"/>
-              <w:spacing w:lineRule="auto" w:line="276" w:before="0" w:after="0"/>
-              <w:jc w:val="center"/>
-              <w:textAlignment w:val="baseline"/>
-              <w:rPr>
-                <w:rFonts w:cs="Arial"/>
-                <w:b/>
-                <w:bCs/>
-                <w:color w:val="FF0000"/>
-                <w:szCs w:val="24"/>
-              </w:rPr>
-            </w:pPr>
-            <w:r>
-              <w:rPr>
-                <w:rFonts w:eastAsia="Calibri" w:cs="Arial"/>
-                <w:b/>
-                <w:bCs/>
-                <w:color w:themeColor="text1" w:val="FF0000"/>
-                <w:kern w:val="0"/>
-                <w:szCs w:val="24"/>
-                <w:lang w:val="pt-BR" w:eastAsia="en-US" w:bidi="ar-SA"/>
-              </w:rPr>
-              <w:t>ASSINATURA</w:t>
+              <w:t>IDENTIFICAÇÃO</w:t>
             </w:r>
           </w:p>
         </w:tc>
@@ -2860,7 +2102,7 @@
         </w:trPr>
         <w:tc>
           <w:tcPr>
-            <w:tcW w:w="5081" w:type="dxa"/>
+            <w:tcW w:w="7069" w:type="dxa"/>
             <w:tcBorders/>
             <w:vAlign w:val="center"/>
           </w:tcPr>
@@ -2873,51 +2115,18 @@
               <w:jc w:val="left"/>
               <w:textAlignment w:val="baseline"/>
               <w:rPr>
-                <w:rFonts w:cs="Arial"/>
-                <w:b/>
-                <w:bCs/>
-                <w:color w:val="FF0000"/>
-                <w:szCs w:val="24"/>
+                <w:color w:val="auto"/>
               </w:rPr>
             </w:pPr>
             <w:r>
               <w:rPr>
                 <w:rFonts w:eastAsia="Calibri" w:cs="Arial"/>
-                <w:color w:themeColor="text1" w:val="FF0000"/>
+                <w:color w:val="auto"/>
                 <w:kern w:val="0"/>
                 <w:szCs w:val="24"/>
                 <w:lang w:val="pt-BR" w:eastAsia="en-US" w:bidi="ar-SA"/>
               </w:rPr>
-              <w:t>NOME:</w:t>
-            </w:r>
-          </w:p>
-        </w:tc>
-        <w:tc>
-          <w:tcPr>
-            <w:tcW w:w="3979" w:type="dxa"/>
-            <w:vMerge w:val="restart"/>
-            <w:tcBorders/>
-          </w:tcPr>
-          <w:p>
-            <w:pPr>
-              <w:pStyle w:val="Normal"/>
-              <w:widowControl/>
-              <w:suppressAutoHyphens w:val="true"/>
-              <w:spacing w:lineRule="auto" w:line="276" w:before="0" w:after="0"/>
-              <w:jc w:val="left"/>
-              <w:textAlignment w:val="baseline"/>
-              <w:rPr>
-                <w:rFonts w:cs="Arial"/>
-                <w:color w:val="FF0000"/>
-                <w:szCs w:val="24"/>
-              </w:rPr>
-            </w:pPr>
-            <w:r>
-              <w:rPr>
-                <w:rFonts w:cs="Arial"/>
-                <w:color w:themeColor="text1" w:val="FF0000"/>
-                <w:szCs w:val="24"/>
-              </w:rPr>
+              <w:t>NOME: {{ nome_secretario }}</w:t>
             </w:r>
           </w:p>
         </w:tc>
@@ -2928,7 +2137,7 @@
         </w:trPr>
         <w:tc>
           <w:tcPr>
-            <w:tcW w:w="5081" w:type="dxa"/>
+            <w:tcW w:w="7069" w:type="dxa"/>
             <w:tcBorders/>
             <w:vAlign w:val="center"/>
           </w:tcPr>
@@ -2941,49 +2150,18 @@
               <w:jc w:val="left"/>
               <w:textAlignment w:val="baseline"/>
               <w:rPr>
-                <w:rFonts w:cs="Arial"/>
-                <w:color w:val="FF0000"/>
-                <w:szCs w:val="24"/>
+                <w:color w:val="auto"/>
               </w:rPr>
             </w:pPr>
             <w:r>
               <w:rPr>
                 <w:rFonts w:eastAsia="Calibri" w:cs="Arial"/>
-                <w:color w:themeColor="text1" w:val="FF0000"/>
+                <w:color w:val="auto"/>
                 <w:kern w:val="0"/>
                 <w:szCs w:val="24"/>
                 <w:lang w:val="pt-BR" w:eastAsia="en-US" w:bidi="ar-SA"/>
               </w:rPr>
-              <w:t>CPF:</w:t>
-            </w:r>
-          </w:p>
-        </w:tc>
-        <w:tc>
-          <w:tcPr>
-            <w:tcW w:w="3979" w:type="dxa"/>
-            <w:vMerge w:val="continue"/>
-            <w:tcBorders/>
-          </w:tcPr>
-          <w:p>
-            <w:pPr>
-              <w:pStyle w:val="Normal"/>
-              <w:widowControl/>
-              <w:suppressAutoHyphens w:val="true"/>
-              <w:spacing w:lineRule="auto" w:line="276" w:before="0" w:after="0"/>
-              <w:jc w:val="left"/>
-              <w:textAlignment w:val="baseline"/>
-              <w:rPr>
-                <w:rFonts w:cs="Arial"/>
-                <w:color w:val="FF0000"/>
-                <w:szCs w:val="24"/>
-              </w:rPr>
-            </w:pPr>
-            <w:r>
-              <w:rPr>
-                <w:rFonts w:cs="Arial"/>
-                <w:color w:themeColor="text1" w:val="FF0000"/>
-                <w:szCs w:val="24"/>
-              </w:rPr>
+              <w:t>CPF: {{ cpf_secretario }}</w:t>
             </w:r>
           </w:p>
         </w:tc>
@@ -2994,7 +2172,7 @@
         </w:trPr>
         <w:tc>
           <w:tcPr>
-            <w:tcW w:w="5081" w:type="dxa"/>
+            <w:tcW w:w="7069" w:type="dxa"/>
             <w:tcBorders/>
             <w:vAlign w:val="center"/>
           </w:tcPr>
@@ -3007,365 +2185,18 @@
               <w:jc w:val="left"/>
               <w:textAlignment w:val="baseline"/>
               <w:rPr>
-                <w:rFonts w:cs="Arial"/>
-                <w:color w:val="FF0000"/>
-                <w:szCs w:val="24"/>
+                <w:color w:val="auto"/>
               </w:rPr>
             </w:pPr>
             <w:r>
               <w:rPr>
                 <w:rFonts w:eastAsia="Calibri" w:cs="Arial"/>
-                <w:color w:themeColor="text1" w:val="FF0000"/>
+                <w:color w:val="auto"/>
                 <w:kern w:val="0"/>
                 <w:szCs w:val="24"/>
                 <w:lang w:val="pt-BR" w:eastAsia="en-US" w:bidi="ar-SA"/>
               </w:rPr>
-              <w:t>CARGO/FUNÇÃO:</w:t>
-            </w:r>
-          </w:p>
-        </w:tc>
-        <w:tc>
-          <w:tcPr>
-            <w:tcW w:w="3979" w:type="dxa"/>
-            <w:vMerge w:val="continue"/>
-            <w:tcBorders/>
-          </w:tcPr>
-          <w:p>
-            <w:pPr>
-              <w:pStyle w:val="Normal"/>
-              <w:widowControl/>
-              <w:suppressAutoHyphens w:val="true"/>
-              <w:spacing w:lineRule="auto" w:line="276" w:before="0" w:after="0"/>
-              <w:jc w:val="left"/>
-              <w:textAlignment w:val="baseline"/>
-              <w:rPr>
-                <w:rFonts w:cs="Arial"/>
-                <w:color w:val="FF0000"/>
-                <w:szCs w:val="24"/>
-              </w:rPr>
-            </w:pPr>
-            <w:r>
-              <w:rPr>
-                <w:rFonts w:cs="Arial"/>
-                <w:color w:themeColor="text1" w:val="FF0000"/>
-                <w:szCs w:val="24"/>
-              </w:rPr>
-            </w:r>
-          </w:p>
-        </w:tc>
-      </w:tr>
-    </w:tbl>
-    <w:p>
-      <w:pPr>
-        <w:pStyle w:val="Subtitle"/>
-        <w:numPr>
-          <w:ilvl w:val="0"/>
-          <w:numId w:val="0"/>
-        </w:numPr>
-        <w:spacing w:lineRule="auto" w:line="276" w:before="0" w:after="0"/>
-        <w:ind w:hanging="0" w:left="0"/>
-        <w:rPr>
-          <w:color w:val="FF0000"/>
-        </w:rPr>
-      </w:pPr>
-      <w:r>
-        <w:rPr>
-          <w:color w:themeColor="text1" w:val="FF0000"/>
-        </w:rPr>
-      </w:r>
-    </w:p>
-    <w:tbl>
-      <w:tblPr>
-        <w:tblStyle w:val="Tabelacomgrade"/>
-        <w:tblW w:w="9061" w:type="dxa"/>
-        <w:jc w:val="left"/>
-        <w:tblInd w:w="0" w:type="dxa"/>
-        <w:tblLayout w:type="fixed"/>
-        <w:tblCellMar>
-          <w:top w:w="0" w:type="dxa"/>
-          <w:left w:w="108" w:type="dxa"/>
-          <w:bottom w:w="0" w:type="dxa"/>
-          <w:right w:w="108" w:type="dxa"/>
-        </w:tblCellMar>
-        <w:tblLook w:val="04a0" w:noHBand="0" w:noVBand="1" w:firstColumn="1" w:lastRow="0" w:lastColumn="0" w:firstRow="1"/>
-      </w:tblPr>
-      <w:tblGrid>
-        <w:gridCol w:w="5079"/>
-        <w:gridCol w:w="3981"/>
-      </w:tblGrid>
-      <w:tr>
-        <w:trPr>
-          <w:trHeight w:val="502" w:hRule="atLeast"/>
-        </w:trPr>
-        <w:tc>
-          <w:tcPr>
-            <w:tcW w:w="5079" w:type="dxa"/>
-            <w:tcBorders/>
-            <w:vAlign w:val="center"/>
-          </w:tcPr>
-          <w:p>
-            <w:pPr>
-              <w:pStyle w:val="Normal"/>
-              <w:widowControl/>
-              <w:suppressAutoHyphens w:val="true"/>
-              <w:spacing w:lineRule="auto" w:line="276" w:before="0" w:after="0"/>
-              <w:jc w:val="center"/>
-              <w:textAlignment w:val="baseline"/>
-              <w:rPr>
-                <w:rFonts w:cs="Arial"/>
-                <w:b/>
-                <w:bCs/>
-                <w:color w:val="FF0000"/>
-                <w:szCs w:val="24"/>
-              </w:rPr>
-            </w:pPr>
-            <w:r>
-              <w:rPr>
-                <w:rFonts w:eastAsia="Calibri" w:cs="Arial"/>
-                <w:b/>
-                <w:bCs/>
-                <w:color w:themeColor="text1" w:val="FF0000"/>
-                <w:kern w:val="0"/>
-                <w:szCs w:val="24"/>
-                <w:lang w:val="pt-BR" w:eastAsia="en-US" w:bidi="ar-SA"/>
-              </w:rPr>
-              <w:t>IDENTIFICAÇÃO</w:t>
-            </w:r>
-          </w:p>
-        </w:tc>
-        <w:tc>
-          <w:tcPr>
-            <w:tcW w:w="3981" w:type="dxa"/>
-            <w:tcBorders/>
-            <w:vAlign w:val="center"/>
-          </w:tcPr>
-          <w:p>
-            <w:pPr>
-              <w:pStyle w:val="Normal"/>
-              <w:widowControl/>
-              <w:suppressAutoHyphens w:val="true"/>
-              <w:spacing w:lineRule="auto" w:line="276" w:before="0" w:after="0"/>
-              <w:jc w:val="center"/>
-              <w:textAlignment w:val="baseline"/>
-              <w:rPr>
-                <w:rFonts w:cs="Arial"/>
-                <w:b/>
-                <w:bCs/>
-                <w:color w:val="FF0000"/>
-                <w:szCs w:val="24"/>
-              </w:rPr>
-            </w:pPr>
-            <w:r>
-              <w:rPr>
-                <w:rFonts w:eastAsia="Calibri" w:cs="Arial"/>
-                <w:b/>
-                <w:bCs/>
-                <w:color w:themeColor="text1" w:val="FF0000"/>
-                <w:kern w:val="0"/>
-                <w:szCs w:val="24"/>
-                <w:lang w:val="pt-BR" w:eastAsia="en-US" w:bidi="ar-SA"/>
-              </w:rPr>
-              <w:t>ASSINATURA</w:t>
-            </w:r>
-          </w:p>
-        </w:tc>
-      </w:tr>
-      <w:tr>
-        <w:trPr>
-          <w:trHeight w:val="407" w:hRule="atLeast"/>
-        </w:trPr>
-        <w:tc>
-          <w:tcPr>
-            <w:tcW w:w="5079" w:type="dxa"/>
-            <w:tcBorders/>
-            <w:vAlign w:val="center"/>
-          </w:tcPr>
-          <w:p>
-            <w:pPr>
-              <w:pStyle w:val="Normal"/>
-              <w:widowControl/>
-              <w:suppressAutoHyphens w:val="true"/>
-              <w:spacing w:lineRule="auto" w:line="276" w:before="0" w:after="0"/>
-              <w:jc w:val="left"/>
-              <w:textAlignment w:val="baseline"/>
-              <w:rPr>
-                <w:rFonts w:cs="Arial"/>
-                <w:b/>
-                <w:bCs/>
-                <w:color w:val="FF0000"/>
-                <w:szCs w:val="24"/>
-              </w:rPr>
-            </w:pPr>
-            <w:r>
-              <w:rPr>
-                <w:rFonts w:eastAsia="Calibri" w:cs="Arial"/>
-                <w:color w:themeColor="text1" w:val="FF0000"/>
-                <w:kern w:val="0"/>
-                <w:szCs w:val="24"/>
-                <w:lang w:val="pt-BR" w:eastAsia="en-US" w:bidi="ar-SA"/>
-              </w:rPr>
-              <w:t>NOME:</w:t>
-            </w:r>
-          </w:p>
-        </w:tc>
-        <w:tc>
-          <w:tcPr>
-            <w:tcW w:w="3981" w:type="dxa"/>
-            <w:vMerge w:val="restart"/>
-            <w:tcBorders/>
-          </w:tcPr>
-          <w:p>
-            <w:pPr>
-              <w:pStyle w:val="Normal"/>
-              <w:widowControl/>
-              <w:suppressAutoHyphens w:val="true"/>
-              <w:spacing w:lineRule="auto" w:line="276" w:before="0" w:after="0"/>
-              <w:jc w:val="left"/>
-              <w:textAlignment w:val="baseline"/>
-              <w:rPr>
-                <w:rFonts w:cs="Arial"/>
-                <w:color w:val="FF0000"/>
-                <w:szCs w:val="24"/>
-              </w:rPr>
-            </w:pPr>
-            <w:r>
-              <w:rPr>
-                <w:rFonts w:cs="Arial"/>
-                <w:color w:themeColor="text1" w:val="FF0000"/>
-                <w:szCs w:val="24"/>
-              </w:rPr>
-            </w:r>
-          </w:p>
-        </w:tc>
-      </w:tr>
-      <w:tr>
-        <w:trPr>
-          <w:trHeight w:val="407" w:hRule="atLeast"/>
-        </w:trPr>
-        <w:tc>
-          <w:tcPr>
-            <w:tcW w:w="5079" w:type="dxa"/>
-            <w:tcBorders/>
-            <w:vAlign w:val="center"/>
-          </w:tcPr>
-          <w:p>
-            <w:pPr>
-              <w:pStyle w:val="Normal"/>
-              <w:widowControl/>
-              <w:suppressAutoHyphens w:val="true"/>
-              <w:spacing w:lineRule="auto" w:line="276" w:before="0" w:after="0"/>
-              <w:jc w:val="left"/>
-              <w:textAlignment w:val="baseline"/>
-              <w:rPr>
-                <w:rFonts w:cs="Arial"/>
-                <w:color w:val="FF0000"/>
-                <w:szCs w:val="24"/>
-              </w:rPr>
-            </w:pPr>
-            <w:r>
-              <w:rPr>
-                <w:rFonts w:eastAsia="Calibri" w:cs="Arial"/>
-                <w:color w:themeColor="text1" w:val="FF0000"/>
-                <w:kern w:val="0"/>
-                <w:szCs w:val="24"/>
-                <w:lang w:val="pt-BR" w:eastAsia="en-US" w:bidi="ar-SA"/>
-              </w:rPr>
-              <w:t>CPF:</w:t>
-            </w:r>
-          </w:p>
-        </w:tc>
-        <w:tc>
-          <w:tcPr>
-            <w:tcW w:w="3981" w:type="dxa"/>
-            <w:vMerge w:val="continue"/>
-            <w:tcBorders/>
-          </w:tcPr>
-          <w:p>
-            <w:pPr>
-              <w:pStyle w:val="Normal"/>
-              <w:widowControl/>
-              <w:suppressAutoHyphens w:val="true"/>
-              <w:spacing w:lineRule="auto" w:line="276" w:before="0" w:after="0"/>
-              <w:jc w:val="left"/>
-              <w:textAlignment w:val="baseline"/>
-              <w:rPr>
-                <w:rFonts w:cs="Arial"/>
-                <w:color w:val="FF0000"/>
-                <w:szCs w:val="24"/>
-              </w:rPr>
-            </w:pPr>
-            <w:r>
-              <w:rPr>
-                <w:rFonts w:cs="Arial"/>
-                <w:color w:themeColor="text1" w:val="FF0000"/>
-                <w:szCs w:val="24"/>
-              </w:rPr>
-            </w:r>
-          </w:p>
-        </w:tc>
-      </w:tr>
-      <w:tr>
-        <w:trPr>
-          <w:trHeight w:val="407" w:hRule="atLeast"/>
-        </w:trPr>
-        <w:tc>
-          <w:tcPr>
-            <w:tcW w:w="5079" w:type="dxa"/>
-            <w:tcBorders/>
-            <w:vAlign w:val="center"/>
-          </w:tcPr>
-          <w:p>
-            <w:pPr>
-              <w:pStyle w:val="Normal"/>
-              <w:widowControl/>
-              <w:suppressAutoHyphens w:val="true"/>
-              <w:spacing w:lineRule="auto" w:line="276" w:before="0" w:after="0"/>
-              <w:jc w:val="left"/>
-              <w:textAlignment w:val="baseline"/>
-              <w:rPr>
-                <w:rFonts w:cs="Arial"/>
-                <w:color w:val="FF0000"/>
-                <w:szCs w:val="24"/>
-              </w:rPr>
-            </w:pPr>
-            <w:r>
-              <w:rPr>
-                <w:rFonts w:eastAsia="Calibri" w:cs="Arial"/>
-                <w:color w:themeColor="text1" w:val="FF0000"/>
-                <w:kern w:val="0"/>
-                <w:szCs w:val="24"/>
-                <w:lang w:val="pt-BR" w:eastAsia="en-US" w:bidi="ar-SA"/>
-              </w:rPr>
-              <w:t>CARGO/FUNÇÃO:</w:t>
-            </w:r>
-          </w:p>
-        </w:tc>
-        <w:tc>
-          <w:tcPr>
-            <w:tcW w:w="3981" w:type="dxa"/>
-            <w:vMerge w:val="continue"/>
-            <w:tcBorders/>
-          </w:tcPr>
-          <w:p>
-            <w:pPr>
-              <w:pStyle w:val="Normal"/>
-              <w:widowControl/>
-              <w:suppressAutoHyphens w:val="true"/>
-              <w:spacing w:lineRule="auto" w:line="276" w:before="0" w:after="0"/>
-              <w:jc w:val="left"/>
-              <w:textAlignment w:val="baseline"/>
-              <w:rPr>
-                <w:rFonts w:cs="Arial"/>
-                <w:color w:val="FF0000"/>
-                <w:szCs w:val="24"/>
-              </w:rPr>
-            </w:pPr>
-            <w:r>
-              <w:rPr>
-                <w:rFonts w:cs="Arial"/>
-                <w:color w:themeColor="text1" w:val="FF0000"/>
-                <w:szCs w:val="24"/>
-              </w:rPr>
+              <w:t>CARGO/FUNÇÃO: {{ funcao_secretario }}</w:t>
             </w:r>
           </w:p>
         </w:tc>
@@ -4293,9 +3124,8 @@
       <w:szCs w:val="20"/>
     </w:rPr>
   </w:style>
-  <w:style w:type="character" w:styleId="FootnoteCharactersuser">
-    <w:name w:val="Footnote Characters (user)"/>
-    <w:basedOn w:val="DefaultParagraphFont"/>
+  <w:style w:type="character" w:styleId="FootnoteCharacters">
+    <w:name w:val="Footnote Characters"/>
     <w:uiPriority w:val="99"/>
     <w:semiHidden/>
     <w:unhideWhenUsed/>
@@ -4305,8 +3135,8 @@
       <w:vertAlign w:val="superscript"/>
     </w:rPr>
   </w:style>
-  <w:style w:type="character" w:styleId="FootnoteCharacters">
-    <w:name w:val="Footnote Characters"/>
+  <w:style w:type="character" w:styleId="FootnoteCharactersuser">
+    <w:name w:val="Footnote Characters (user)"/>
     <w:qFormat/>
     <w:rPr>
       <w:vertAlign w:val="superscript"/>
@@ -4611,6 +3441,29 @@
     <w:rPr>
       <w:sz w:val="20"/>
       <w:szCs w:val="20"/>
+    </w:rPr>
+  </w:style>
+  <w:style w:type="paragraph" w:styleId="TableContents">
+    <w:name w:val="Table Contents"/>
+    <w:basedOn w:val="Normal"/>
+    <w:qFormat/>
+    <w:pPr>
+      <w:widowControl w:val="false"/>
+      <w:suppressLineNumbers/>
+    </w:pPr>
+    <w:rPr/>
+  </w:style>
+  <w:style w:type="paragraph" w:styleId="TableHeading">
+    <w:name w:val="Table Heading"/>
+    <w:basedOn w:val="TableContents"/>
+    <w:qFormat/>
+    <w:pPr>
+      <w:suppressLineNumbers/>
+      <w:jc w:val="center"/>
+    </w:pPr>
+    <w:rPr>
+      <w:b/>
+      <w:bCs/>
     </w:rPr>
   </w:style>
   <w:style w:type="numbering" w:styleId="NoList" w:default="1">
